--- a/scenes/MuscleMan/肌肉男绑定案例.docx
+++ b/scenes/MuscleMan/肌肉男绑定案例.docx
@@ -185,7 +185,7 @@
           <w:szCs w:val="36"/>
           <w:lang w:val="en-US" w:eastAsia="zh-CN"/>
         </w:rPr>
-        <w:t>4</w:t>
+        <w:t>4 |</w:t>
       </w:r>
       <w:r>
         <w:rPr>
@@ -273,475 +273,453 @@
         </w:rPr>
         <w:t xml:space="preserve"> 绑定信息</w:t>
       </w:r>
-    </w:p>
-    <w:p>
-      <w:pPr>
-        <w:pStyle w:val="2"/>
-        <w:keepNext w:val="0"/>
-        <w:keepLines w:val="0"/>
-        <w:widowControl/>
-        <w:suppressLineNumbers w:val="0"/>
-        <w:pBdr>
-          <w:top w:val="none" w:color="auto" w:sz="0" w:space="0"/>
-          <w:left w:val="none" w:color="auto" w:sz="0" w:space="0"/>
-          <w:bottom w:val="none" w:color="auto" w:sz="0" w:space="0"/>
-          <w:right w:val="none" w:color="auto" w:sz="0" w:space="0"/>
-        </w:pBdr>
-        <w:wordWrap w:val="0"/>
-        <w:spacing w:before="0" w:beforeAutospacing="0" w:after="0" w:afterAutospacing="0" w:line="330" w:lineRule="atLeast"/>
-        <w:ind w:left="0" w:right="0" w:firstLine="0"/>
-        <w:rPr>
-          <w:rFonts w:hint="default" w:ascii="Consolas" w:hAnsi="Consolas" w:eastAsia="Consolas" w:cs="Consolas"/>
-          <w:caps w:val="0"/>
-          <w:color w:val="0F1115"/>
-          <w:spacing w:val="0"/>
-          <w:sz w:val="30"/>
-          <w:szCs w:val="30"/>
-        </w:rPr>
-      </w:pPr>
-      <w:r>
-        <w:rPr>
-          <w:rFonts w:hint="default" w:ascii="Consolas" w:hAnsi="Consolas" w:eastAsia="Consolas" w:cs="Consolas"/>
-          <w:caps w:val="0"/>
-          <w:color w:val="383A42"/>
-          <w:spacing w:val="0"/>
-          <w:sz w:val="30"/>
-          <w:szCs w:val="30"/>
-        </w:rPr>
-        <w:t>-</w:t>
-      </w:r>
-      <w:r>
-        <w:rPr>
-          <w:rFonts w:hint="default" w:ascii="Consolas" w:hAnsi="Consolas" w:eastAsia="Consolas" w:cs="Consolas"/>
-          <w:caps w:val="0"/>
-          <w:color w:val="0F1115"/>
-          <w:spacing w:val="0"/>
-          <w:sz w:val="30"/>
-          <w:szCs w:val="30"/>
-        </w:rPr>
-        <w:t xml:space="preserve"> 角色：肌肉男</w:t>
-      </w:r>
-    </w:p>
-    <w:p>
-      <w:pPr>
-        <w:pStyle w:val="2"/>
-        <w:keepNext w:val="0"/>
-        <w:keepLines w:val="0"/>
-        <w:widowControl/>
-        <w:suppressLineNumbers w:val="0"/>
-        <w:pBdr>
-          <w:top w:val="none" w:color="auto" w:sz="0" w:space="0"/>
-          <w:left w:val="none" w:color="auto" w:sz="0" w:space="0"/>
-          <w:bottom w:val="none" w:color="auto" w:sz="0" w:space="0"/>
-          <w:right w:val="none" w:color="auto" w:sz="0" w:space="0"/>
-        </w:pBdr>
-        <w:wordWrap w:val="0"/>
-        <w:spacing w:before="0" w:beforeAutospacing="0" w:after="0" w:afterAutospacing="0" w:line="330" w:lineRule="atLeast"/>
-        <w:ind w:left="0" w:right="0" w:firstLine="0"/>
-        <w:rPr>
-          <w:rFonts w:hint="eastAsia" w:ascii="Consolas" w:hAnsi="Consolas" w:cs="Consolas"/>
-          <w:caps w:val="0"/>
-          <w:color w:val="0F1115"/>
-          <w:spacing w:val="0"/>
-          <w:sz w:val="28"/>
-          <w:szCs w:val="28"/>
-          <w:lang w:val="en-US" w:eastAsia="zh-CN"/>
-        </w:rPr>
-      </w:pPr>
-      <w:r>
-        <w:rPr>
-          <w:rFonts w:hint="default" w:ascii="Consolas" w:hAnsi="Consolas" w:eastAsia="Consolas" w:cs="Consolas"/>
-          <w:caps w:val="0"/>
-          <w:color w:val="383A42"/>
-          <w:spacing w:val="0"/>
-          <w:sz w:val="28"/>
-          <w:szCs w:val="28"/>
-        </w:rPr>
-        <w:t>-</w:t>
-      </w:r>
-      <w:r>
-        <w:rPr>
-          <w:rFonts w:hint="default" w:ascii="Consolas" w:hAnsi="Consolas" w:eastAsia="Consolas" w:cs="Consolas"/>
-          <w:caps w:val="0"/>
-          <w:color w:val="0F1115"/>
-          <w:spacing w:val="0"/>
-          <w:sz w:val="28"/>
-          <w:szCs w:val="28"/>
-        </w:rPr>
-        <w:t xml:space="preserve"> 绑定文件：MuscleMan_Rig_v0</w:t>
-      </w:r>
-      <w:r>
-        <w:rPr>
-          <w:rFonts w:hint="eastAsia" w:ascii="Consolas" w:hAnsi="Consolas" w:cs="Consolas"/>
-          <w:caps w:val="0"/>
-          <w:color w:val="0F1115"/>
-          <w:spacing w:val="0"/>
-          <w:sz w:val="28"/>
-          <w:szCs w:val="28"/>
-          <w:lang w:val="en-US" w:eastAsia="zh-CN"/>
-        </w:rPr>
-        <w:t>1</w:t>
-      </w:r>
-      <w:r>
-        <w:rPr>
-          <w:rFonts w:hint="default" w:ascii="Consolas" w:hAnsi="Consolas" w:eastAsia="Consolas" w:cs="Consolas"/>
-          <w:caps w:val="0"/>
-          <w:color w:val="0F1115"/>
-          <w:spacing w:val="0"/>
-          <w:sz w:val="28"/>
-          <w:szCs w:val="28"/>
-        </w:rPr>
-        <w:t>.m</w:t>
-      </w:r>
-      <w:r>
-        <w:rPr>
-          <w:rFonts w:hint="eastAsia" w:ascii="Consolas" w:hAnsi="Consolas" w:cs="Consolas"/>
-          <w:caps w:val="0"/>
-          <w:color w:val="0F1115"/>
-          <w:spacing w:val="0"/>
-          <w:sz w:val="28"/>
-          <w:szCs w:val="28"/>
-          <w:lang w:val="en-US" w:eastAsia="zh-CN"/>
-        </w:rPr>
-        <w:t>a</w:t>
-      </w:r>
-    </w:p>
-    <w:p>
-      <w:pPr>
-        <w:pStyle w:val="2"/>
-        <w:keepNext w:val="0"/>
-        <w:keepLines w:val="0"/>
-        <w:widowControl/>
-        <w:suppressLineNumbers w:val="0"/>
-        <w:pBdr>
-          <w:top w:val="none" w:color="auto" w:sz="0" w:space="0"/>
-          <w:left w:val="none" w:color="auto" w:sz="0" w:space="0"/>
-          <w:bottom w:val="none" w:color="auto" w:sz="0" w:space="0"/>
-          <w:right w:val="none" w:color="auto" w:sz="0" w:space="0"/>
-        </w:pBdr>
-        <w:wordWrap w:val="0"/>
-        <w:spacing w:before="0" w:beforeAutospacing="0" w:after="0" w:afterAutospacing="0" w:line="330" w:lineRule="atLeast"/>
-        <w:ind w:left="0" w:right="0" w:firstLine="0"/>
-        <w:rPr>
-          <w:rFonts w:hint="default" w:ascii="Consolas" w:hAnsi="Consolas" w:eastAsia="Consolas" w:cs="Consolas"/>
-          <w:caps w:val="0"/>
-          <w:color w:val="0F1115"/>
-          <w:spacing w:val="0"/>
-          <w:sz w:val="30"/>
-          <w:szCs w:val="30"/>
-        </w:rPr>
-      </w:pPr>
-      <w:r>
-        <w:rPr>
-          <w:rFonts w:hint="default" w:ascii="Consolas" w:hAnsi="Consolas" w:eastAsia="Consolas" w:cs="Consolas"/>
-          <w:caps w:val="0"/>
-          <w:color w:val="383A42"/>
-          <w:spacing w:val="0"/>
-          <w:sz w:val="30"/>
-          <w:szCs w:val="30"/>
-        </w:rPr>
-        <w:t>-</w:t>
-      </w:r>
-      <w:r>
-        <w:rPr>
-          <w:rFonts w:hint="default" w:ascii="Consolas" w:hAnsi="Consolas" w:eastAsia="Consolas" w:cs="Consolas"/>
-          <w:caps w:val="0"/>
-          <w:color w:val="0F1115"/>
-          <w:spacing w:val="0"/>
-          <w:sz w:val="30"/>
-          <w:szCs w:val="30"/>
-        </w:rPr>
-        <w:t xml:space="preserve"> 工具：自研 Python 插件</w:t>
-      </w:r>
-    </w:p>
-    <w:p>
-      <w:pPr>
-        <w:pStyle w:val="2"/>
-        <w:keepNext w:val="0"/>
-        <w:keepLines w:val="0"/>
-        <w:widowControl/>
-        <w:suppressLineNumbers w:val="0"/>
-        <w:pBdr>
-          <w:top w:val="none" w:color="auto" w:sz="0" w:space="0"/>
-          <w:left w:val="none" w:color="auto" w:sz="0" w:space="0"/>
-          <w:bottom w:val="none" w:color="auto" w:sz="0" w:space="0"/>
-          <w:right w:val="none" w:color="auto" w:sz="0" w:space="0"/>
-        </w:pBdr>
-        <w:wordWrap w:val="0"/>
-        <w:spacing w:before="0" w:beforeAutospacing="0" w:after="0" w:afterAutospacing="0" w:line="330" w:lineRule="atLeast"/>
-        <w:ind w:left="0" w:right="0" w:firstLine="0"/>
-        <w:rPr>
-          <w:rFonts w:hint="default" w:ascii="Consolas" w:hAnsi="Consolas" w:eastAsia="Consolas" w:cs="Consolas"/>
-          <w:caps w:val="0"/>
-          <w:color w:val="0F1115"/>
-          <w:spacing w:val="0"/>
-          <w:sz w:val="30"/>
-          <w:szCs w:val="30"/>
-        </w:rPr>
-      </w:pPr>
-      <w:r>
-        <w:rPr>
-          <w:rFonts w:hint="default" w:ascii="Consolas" w:hAnsi="Consolas" w:eastAsia="Consolas" w:cs="Consolas"/>
-          <w:caps w:val="0"/>
-          <w:color w:val="383A42"/>
-          <w:spacing w:val="0"/>
-          <w:sz w:val="30"/>
-          <w:szCs w:val="30"/>
-        </w:rPr>
-        <w:t>-</w:t>
-      </w:r>
-      <w:r>
-        <w:rPr>
-          <w:rFonts w:hint="default" w:ascii="Consolas" w:hAnsi="Consolas" w:eastAsia="Consolas" w:cs="Consolas"/>
-          <w:caps w:val="0"/>
-          <w:color w:val="0F1115"/>
-          <w:spacing w:val="0"/>
-          <w:sz w:val="30"/>
-          <w:szCs w:val="30"/>
-        </w:rPr>
-        <w:t xml:space="preserve"> </w:t>
-      </w:r>
-      <w:r>
-        <w:rPr>
-          <w:rFonts w:hint="eastAsia" w:ascii="Consolas" w:hAnsi="Consolas" w:cs="Consolas"/>
-          <w:caps w:val="0"/>
-          <w:color w:val="0F1115"/>
-          <w:spacing w:val="0"/>
-          <w:sz w:val="30"/>
-          <w:szCs w:val="30"/>
-          <w:lang w:val="en-US" w:eastAsia="zh-CN"/>
-        </w:rPr>
-        <w:t>蒙皮</w:t>
-      </w:r>
-      <w:r>
-        <w:rPr>
-          <w:rFonts w:hint="default" w:ascii="Consolas" w:hAnsi="Consolas" w:eastAsia="Consolas" w:cs="Consolas"/>
-          <w:caps w:val="0"/>
-          <w:color w:val="0F1115"/>
-          <w:spacing w:val="0"/>
-          <w:sz w:val="30"/>
-          <w:szCs w:val="30"/>
-        </w:rPr>
-        <w:t>骨骼：</w:t>
-      </w:r>
-      <w:r>
-        <w:rPr>
-          <w:rFonts w:hint="default" w:ascii="Consolas" w:hAnsi="Consolas" w:eastAsia="Consolas" w:cs="Consolas"/>
-          <w:caps w:val="0"/>
-          <w:color w:val="0F1115"/>
-          <w:spacing w:val="0"/>
-          <w:sz w:val="30"/>
-          <w:szCs w:val="30"/>
-        </w:rPr>
-        <w:t>约</w:t>
-      </w:r>
-      <w:r>
-        <w:rPr>
-          <w:rFonts w:hint="default" w:ascii="Consolas" w:hAnsi="Consolas" w:eastAsia="Consolas" w:cs="Consolas"/>
-          <w:caps w:val="0"/>
-          <w:color w:val="0F1115"/>
-          <w:spacing w:val="0"/>
-          <w:sz w:val="30"/>
-          <w:szCs w:val="30"/>
-        </w:rPr>
-        <w:t>9</w:t>
-      </w:r>
-      <w:r>
-        <w:rPr>
-          <w:rFonts w:hint="eastAsia" w:ascii="Consolas" w:hAnsi="Consolas" w:cs="Consolas"/>
-          <w:caps w:val="0"/>
-          <w:color w:val="0F1115"/>
-          <w:spacing w:val="0"/>
-          <w:sz w:val="30"/>
-          <w:szCs w:val="30"/>
-          <w:lang w:val="en-US" w:eastAsia="zh-CN"/>
-        </w:rPr>
-        <w:t>0</w:t>
-      </w:r>
-      <w:r>
-        <w:rPr>
-          <w:rFonts w:hint="default" w:ascii="Consolas" w:hAnsi="Consolas" w:eastAsia="Consolas" w:cs="Consolas"/>
-          <w:caps w:val="0"/>
-          <w:color w:val="0F1115"/>
-          <w:spacing w:val="0"/>
-          <w:sz w:val="30"/>
-          <w:szCs w:val="30"/>
-        </w:rPr>
-        <w:t xml:space="preserve"> 根</w:t>
-      </w:r>
-    </w:p>
-    <w:p>
-      <w:pPr>
-        <w:pStyle w:val="2"/>
-        <w:keepNext w:val="0"/>
-        <w:keepLines w:val="0"/>
-        <w:widowControl/>
-        <w:suppressLineNumbers w:val="0"/>
-        <w:pBdr>
-          <w:top w:val="none" w:color="auto" w:sz="0" w:space="0"/>
-          <w:left w:val="none" w:color="auto" w:sz="0" w:space="0"/>
-          <w:bottom w:val="none" w:color="auto" w:sz="0" w:space="0"/>
-          <w:right w:val="none" w:color="auto" w:sz="0" w:space="0"/>
-        </w:pBdr>
-        <w:wordWrap w:val="0"/>
-        <w:spacing w:before="0" w:beforeAutospacing="0" w:after="0" w:afterAutospacing="0" w:line="330" w:lineRule="atLeast"/>
-        <w:ind w:left="0" w:right="0" w:firstLine="0"/>
-        <w:rPr>
-          <w:rFonts w:hint="default" w:ascii="Consolas" w:hAnsi="Consolas" w:eastAsia="Consolas" w:cs="Consolas"/>
-          <w:caps w:val="0"/>
-          <w:color w:val="0F1115"/>
-          <w:spacing w:val="0"/>
-          <w:sz w:val="30"/>
-          <w:szCs w:val="30"/>
-        </w:rPr>
-      </w:pPr>
-      <w:r>
-        <w:rPr>
-          <w:rFonts w:hint="default" w:ascii="Consolas" w:hAnsi="Consolas" w:eastAsia="Consolas" w:cs="Consolas"/>
-          <w:caps w:val="0"/>
-          <w:color w:val="383A42"/>
-          <w:spacing w:val="0"/>
-          <w:sz w:val="30"/>
-          <w:szCs w:val="30"/>
-        </w:rPr>
-        <w:t>-</w:t>
-      </w:r>
-      <w:r>
-        <w:rPr>
-          <w:rFonts w:hint="default" w:ascii="Consolas" w:hAnsi="Consolas" w:eastAsia="Consolas" w:cs="Consolas"/>
-          <w:caps w:val="0"/>
-          <w:color w:val="0F1115"/>
-          <w:spacing w:val="0"/>
-          <w:sz w:val="30"/>
-          <w:szCs w:val="30"/>
-        </w:rPr>
-        <w:t xml:space="preserve"> 控制器：约 100-120 个（含隐藏辅助控制器）</w:t>
-      </w:r>
-    </w:p>
-    <w:p>
-      <w:pPr>
-        <w:pStyle w:val="2"/>
-        <w:keepNext w:val="0"/>
-        <w:keepLines w:val="0"/>
-        <w:widowControl/>
-        <w:suppressLineNumbers w:val="0"/>
-        <w:pBdr>
-          <w:top w:val="none" w:color="auto" w:sz="0" w:space="0"/>
-          <w:left w:val="none" w:color="auto" w:sz="0" w:space="0"/>
-          <w:bottom w:val="none" w:color="auto" w:sz="0" w:space="0"/>
-          <w:right w:val="none" w:color="auto" w:sz="0" w:space="0"/>
-        </w:pBdr>
-        <w:wordWrap w:val="0"/>
-        <w:spacing w:before="0" w:beforeAutospacing="0" w:after="0" w:afterAutospacing="0" w:line="330" w:lineRule="atLeast"/>
-        <w:ind w:left="0" w:right="0" w:firstLine="0"/>
-        <w:rPr>
-          <w:rFonts w:hint="default" w:ascii="Consolas" w:hAnsi="Consolas" w:eastAsia="Consolas" w:cs="Consolas"/>
-          <w:caps w:val="0"/>
-          <w:color w:val="0F1115"/>
-          <w:spacing w:val="0"/>
-          <w:sz w:val="30"/>
-          <w:szCs w:val="30"/>
-        </w:rPr>
-      </w:pPr>
-      <w:r>
-        <w:rPr>
-          <w:rFonts w:hint="default" w:ascii="Consolas" w:hAnsi="Consolas" w:eastAsia="Consolas" w:cs="Consolas"/>
-          <w:caps w:val="0"/>
-          <w:color w:val="383A42"/>
-          <w:spacing w:val="0"/>
-          <w:sz w:val="30"/>
-          <w:szCs w:val="30"/>
-        </w:rPr>
-        <w:t>-</w:t>
-      </w:r>
-      <w:r>
-        <w:rPr>
-          <w:rFonts w:hint="default" w:ascii="Consolas" w:hAnsi="Consolas" w:eastAsia="Consolas" w:cs="Consolas"/>
-          <w:caps w:val="0"/>
-          <w:color w:val="0F1115"/>
-          <w:spacing w:val="0"/>
-          <w:sz w:val="30"/>
-          <w:szCs w:val="30"/>
-        </w:rPr>
-        <w:t xml:space="preserve"> 蒙皮：Smooth Bind</w:t>
-      </w:r>
-    </w:p>
-    <w:p>
-      <w:pPr>
-        <w:pStyle w:val="2"/>
-        <w:keepNext w:val="0"/>
-        <w:keepLines w:val="0"/>
-        <w:widowControl/>
-        <w:suppressLineNumbers w:val="0"/>
-        <w:pBdr>
-          <w:top w:val="none" w:color="auto" w:sz="0" w:space="0"/>
-          <w:left w:val="none" w:color="auto" w:sz="0" w:space="0"/>
-          <w:bottom w:val="none" w:color="auto" w:sz="0" w:space="0"/>
-          <w:right w:val="none" w:color="auto" w:sz="0" w:space="0"/>
-        </w:pBdr>
-        <w:wordWrap w:val="0"/>
-        <w:spacing w:before="0" w:beforeAutospacing="0" w:after="0" w:afterAutospacing="0" w:line="330" w:lineRule="atLeast"/>
-        <w:ind w:left="0" w:right="0" w:firstLine="0"/>
-        <w:rPr>
-          <w:rFonts w:hint="default" w:ascii="Consolas" w:hAnsi="Consolas" w:eastAsia="Consolas" w:cs="Consolas"/>
-          <w:caps w:val="0"/>
-          <w:color w:val="0F1115"/>
-          <w:spacing w:val="0"/>
-          <w:sz w:val="30"/>
-          <w:szCs w:val="30"/>
-        </w:rPr>
-      </w:pPr>
-      <w:r>
-        <w:rPr>
-          <w:rFonts w:hint="default" w:ascii="Consolas" w:hAnsi="Consolas" w:eastAsia="Consolas" w:cs="Consolas"/>
-          <w:caps w:val="0"/>
-          <w:color w:val="383A42"/>
-          <w:spacing w:val="0"/>
-          <w:sz w:val="30"/>
-          <w:szCs w:val="30"/>
-        </w:rPr>
-        <w:t>-</w:t>
-      </w:r>
-      <w:r>
-        <w:rPr>
-          <w:rFonts w:hint="default" w:ascii="Consolas" w:hAnsi="Consolas" w:eastAsia="Consolas" w:cs="Consolas"/>
-          <w:caps w:val="0"/>
-          <w:color w:val="0F1115"/>
-          <w:spacing w:val="0"/>
-          <w:sz w:val="30"/>
-          <w:szCs w:val="30"/>
-        </w:rPr>
-        <w:t xml:space="preserve"> 绑定方式：自研插件生成基础骨架 + 手动修型</w:t>
-      </w:r>
-    </w:p>
-    <w:p>
-      <w:pPr>
-        <w:pStyle w:val="2"/>
-        <w:keepNext w:val="0"/>
-        <w:keepLines w:val="0"/>
-        <w:widowControl/>
-        <w:suppressLineNumbers w:val="0"/>
-        <w:pBdr>
-          <w:top w:val="none" w:color="auto" w:sz="0" w:space="0"/>
-          <w:left w:val="none" w:color="auto" w:sz="0" w:space="0"/>
-          <w:bottom w:val="none" w:color="auto" w:sz="0" w:space="0"/>
-          <w:right w:val="none" w:color="auto" w:sz="0" w:space="0"/>
-        </w:pBdr>
-        <w:wordWrap w:val="0"/>
-        <w:spacing w:before="0" w:beforeAutospacing="0" w:after="0" w:afterAutospacing="0" w:line="330" w:lineRule="atLeast"/>
-        <w:ind w:left="0" w:right="0" w:firstLine="0"/>
-        <w:rPr>
-          <w:rFonts w:hint="default" w:ascii="Consolas" w:hAnsi="Consolas" w:eastAsia="Consolas" w:cs="Consolas"/>
-          <w:caps w:val="0"/>
-          <w:color w:val="0F1115"/>
-          <w:spacing w:val="0"/>
-          <w:sz w:val="30"/>
-          <w:szCs w:val="30"/>
-          <w:lang w:val="en-US" w:eastAsia="zh-CN"/>
-        </w:rPr>
-      </w:pPr>
       <w:bookmarkStart w:id="0" w:name="_GoBack"/>
       <w:bookmarkEnd w:id="0"/>
+    </w:p>
+    <w:p>
+      <w:pPr>
+        <w:pStyle w:val="2"/>
+        <w:keepNext w:val="0"/>
+        <w:keepLines w:val="0"/>
+        <w:widowControl/>
+        <w:suppressLineNumbers w:val="0"/>
+        <w:pBdr>
+          <w:top w:val="none" w:color="auto" w:sz="0" w:space="0"/>
+          <w:left w:val="none" w:color="auto" w:sz="0" w:space="0"/>
+          <w:bottom w:val="none" w:color="auto" w:sz="0" w:space="0"/>
+          <w:right w:val="none" w:color="auto" w:sz="0" w:space="0"/>
+        </w:pBdr>
+        <w:wordWrap w:val="0"/>
+        <w:spacing w:before="0" w:beforeAutospacing="0" w:after="0" w:afterAutospacing="0" w:line="330" w:lineRule="atLeast"/>
+        <w:ind w:left="0" w:right="0" w:firstLine="0"/>
+        <w:rPr>
+          <w:rFonts w:hint="default" w:ascii="Consolas" w:hAnsi="Consolas" w:eastAsia="Consolas" w:cs="Consolas"/>
+          <w:caps w:val="0"/>
+          <w:color w:val="0F1115"/>
+          <w:spacing w:val="0"/>
+          <w:sz w:val="30"/>
+          <w:szCs w:val="30"/>
+        </w:rPr>
+      </w:pPr>
+      <w:r>
+        <w:rPr>
+          <w:rFonts w:hint="default" w:ascii="Consolas" w:hAnsi="Consolas" w:eastAsia="Consolas" w:cs="Consolas"/>
+          <w:caps w:val="0"/>
+          <w:color w:val="383A42"/>
+          <w:spacing w:val="0"/>
+          <w:sz w:val="30"/>
+          <w:szCs w:val="30"/>
+        </w:rPr>
+        <w:t>-</w:t>
+      </w:r>
+      <w:r>
+        <w:rPr>
+          <w:rFonts w:hint="default" w:ascii="Consolas" w:hAnsi="Consolas" w:eastAsia="Consolas" w:cs="Consolas"/>
+          <w:caps w:val="0"/>
+          <w:color w:val="0F1115"/>
+          <w:spacing w:val="0"/>
+          <w:sz w:val="30"/>
+          <w:szCs w:val="30"/>
+        </w:rPr>
+        <w:t xml:space="preserve"> 角色：肌肉男</w:t>
+      </w:r>
+    </w:p>
+    <w:p>
+      <w:pPr>
+        <w:pStyle w:val="2"/>
+        <w:keepNext w:val="0"/>
+        <w:keepLines w:val="0"/>
+        <w:widowControl/>
+        <w:suppressLineNumbers w:val="0"/>
+        <w:pBdr>
+          <w:top w:val="none" w:color="auto" w:sz="0" w:space="0"/>
+          <w:left w:val="none" w:color="auto" w:sz="0" w:space="0"/>
+          <w:bottom w:val="none" w:color="auto" w:sz="0" w:space="0"/>
+          <w:right w:val="none" w:color="auto" w:sz="0" w:space="0"/>
+        </w:pBdr>
+        <w:wordWrap w:val="0"/>
+        <w:spacing w:before="0" w:beforeAutospacing="0" w:after="0" w:afterAutospacing="0" w:line="330" w:lineRule="atLeast"/>
+        <w:ind w:left="0" w:right="0" w:firstLine="0"/>
+        <w:rPr>
+          <w:rFonts w:hint="eastAsia" w:ascii="Consolas" w:hAnsi="Consolas" w:cs="Consolas"/>
+          <w:caps w:val="0"/>
+          <w:color w:val="0F1115"/>
+          <w:spacing w:val="0"/>
+          <w:sz w:val="28"/>
+          <w:szCs w:val="28"/>
+          <w:lang w:val="en-US" w:eastAsia="zh-CN"/>
+        </w:rPr>
+      </w:pPr>
+      <w:r>
+        <w:rPr>
+          <w:rFonts w:hint="default" w:ascii="Consolas" w:hAnsi="Consolas" w:eastAsia="Consolas" w:cs="Consolas"/>
+          <w:caps w:val="0"/>
+          <w:color w:val="383A42"/>
+          <w:spacing w:val="0"/>
+          <w:sz w:val="28"/>
+          <w:szCs w:val="28"/>
+        </w:rPr>
+        <w:t>-</w:t>
+      </w:r>
+      <w:r>
+        <w:rPr>
+          <w:rFonts w:hint="default" w:ascii="Consolas" w:hAnsi="Consolas" w:eastAsia="Consolas" w:cs="Consolas"/>
+          <w:caps w:val="0"/>
+          <w:color w:val="0F1115"/>
+          <w:spacing w:val="0"/>
+          <w:sz w:val="28"/>
+          <w:szCs w:val="28"/>
+        </w:rPr>
+        <w:t xml:space="preserve"> 绑定文件：MuscleMan_Rig_v0</w:t>
+      </w:r>
+      <w:r>
+        <w:rPr>
+          <w:rFonts w:hint="eastAsia" w:ascii="Consolas" w:hAnsi="Consolas" w:cs="Consolas"/>
+          <w:caps w:val="0"/>
+          <w:color w:val="0F1115"/>
+          <w:spacing w:val="0"/>
+          <w:sz w:val="28"/>
+          <w:szCs w:val="28"/>
+          <w:lang w:val="en-US" w:eastAsia="zh-CN"/>
+        </w:rPr>
+        <w:t>1</w:t>
+      </w:r>
+      <w:r>
+        <w:rPr>
+          <w:rFonts w:hint="default" w:ascii="Consolas" w:hAnsi="Consolas" w:eastAsia="Consolas" w:cs="Consolas"/>
+          <w:caps w:val="0"/>
+          <w:color w:val="0F1115"/>
+          <w:spacing w:val="0"/>
+          <w:sz w:val="28"/>
+          <w:szCs w:val="28"/>
+        </w:rPr>
+        <w:t>.m</w:t>
+      </w:r>
+      <w:r>
+        <w:rPr>
+          <w:rFonts w:hint="eastAsia" w:ascii="Consolas" w:hAnsi="Consolas" w:cs="Consolas"/>
+          <w:caps w:val="0"/>
+          <w:color w:val="0F1115"/>
+          <w:spacing w:val="0"/>
+          <w:sz w:val="28"/>
+          <w:szCs w:val="28"/>
+          <w:lang w:val="en-US" w:eastAsia="zh-CN"/>
+        </w:rPr>
+        <w:t>a</w:t>
+      </w:r>
+    </w:p>
+    <w:p>
+      <w:pPr>
+        <w:pStyle w:val="2"/>
+        <w:keepNext w:val="0"/>
+        <w:keepLines w:val="0"/>
+        <w:widowControl/>
+        <w:suppressLineNumbers w:val="0"/>
+        <w:pBdr>
+          <w:top w:val="none" w:color="auto" w:sz="0" w:space="0"/>
+          <w:left w:val="none" w:color="auto" w:sz="0" w:space="0"/>
+          <w:bottom w:val="none" w:color="auto" w:sz="0" w:space="0"/>
+          <w:right w:val="none" w:color="auto" w:sz="0" w:space="0"/>
+        </w:pBdr>
+        <w:wordWrap w:val="0"/>
+        <w:spacing w:before="0" w:beforeAutospacing="0" w:after="0" w:afterAutospacing="0" w:line="330" w:lineRule="atLeast"/>
+        <w:ind w:left="0" w:right="0" w:firstLine="0"/>
+        <w:rPr>
+          <w:rFonts w:hint="default" w:ascii="Consolas" w:hAnsi="Consolas" w:eastAsia="Consolas" w:cs="Consolas"/>
+          <w:caps w:val="0"/>
+          <w:color w:val="0F1115"/>
+          <w:spacing w:val="0"/>
+          <w:sz w:val="30"/>
+          <w:szCs w:val="30"/>
+        </w:rPr>
+      </w:pPr>
+      <w:r>
+        <w:rPr>
+          <w:rFonts w:hint="default" w:ascii="Consolas" w:hAnsi="Consolas" w:eastAsia="Consolas" w:cs="Consolas"/>
+          <w:caps w:val="0"/>
+          <w:color w:val="383A42"/>
+          <w:spacing w:val="0"/>
+          <w:sz w:val="30"/>
+          <w:szCs w:val="30"/>
+        </w:rPr>
+        <w:t>-</w:t>
+      </w:r>
+      <w:r>
+        <w:rPr>
+          <w:rFonts w:hint="default" w:ascii="Consolas" w:hAnsi="Consolas" w:eastAsia="Consolas" w:cs="Consolas"/>
+          <w:caps w:val="0"/>
+          <w:color w:val="0F1115"/>
+          <w:spacing w:val="0"/>
+          <w:sz w:val="30"/>
+          <w:szCs w:val="30"/>
+        </w:rPr>
+        <w:t xml:space="preserve"> 工具：自研 Python 插件</w:t>
+      </w:r>
+    </w:p>
+    <w:p>
+      <w:pPr>
+        <w:pStyle w:val="2"/>
+        <w:keepNext w:val="0"/>
+        <w:keepLines w:val="0"/>
+        <w:widowControl/>
+        <w:suppressLineNumbers w:val="0"/>
+        <w:pBdr>
+          <w:top w:val="none" w:color="auto" w:sz="0" w:space="0"/>
+          <w:left w:val="none" w:color="auto" w:sz="0" w:space="0"/>
+          <w:bottom w:val="none" w:color="auto" w:sz="0" w:space="0"/>
+          <w:right w:val="none" w:color="auto" w:sz="0" w:space="0"/>
+        </w:pBdr>
+        <w:wordWrap w:val="0"/>
+        <w:spacing w:before="0" w:beforeAutospacing="0" w:after="0" w:afterAutospacing="0" w:line="330" w:lineRule="atLeast"/>
+        <w:ind w:left="0" w:right="0" w:firstLine="0"/>
+        <w:rPr>
+          <w:rFonts w:hint="default" w:ascii="Consolas" w:hAnsi="Consolas" w:eastAsia="Consolas" w:cs="Consolas"/>
+          <w:caps w:val="0"/>
+          <w:color w:val="0F1115"/>
+          <w:spacing w:val="0"/>
+          <w:sz w:val="30"/>
+          <w:szCs w:val="30"/>
+        </w:rPr>
+      </w:pPr>
+      <w:r>
+        <w:rPr>
+          <w:rFonts w:hint="default" w:ascii="Consolas" w:hAnsi="Consolas" w:eastAsia="Consolas" w:cs="Consolas"/>
+          <w:caps w:val="0"/>
+          <w:color w:val="383A42"/>
+          <w:spacing w:val="0"/>
+          <w:sz w:val="30"/>
+          <w:szCs w:val="30"/>
+        </w:rPr>
+        <w:t>-</w:t>
+      </w:r>
+      <w:r>
+        <w:rPr>
+          <w:rFonts w:hint="default" w:ascii="Consolas" w:hAnsi="Consolas" w:eastAsia="Consolas" w:cs="Consolas"/>
+          <w:caps w:val="0"/>
+          <w:color w:val="0F1115"/>
+          <w:spacing w:val="0"/>
+          <w:sz w:val="30"/>
+          <w:szCs w:val="30"/>
+        </w:rPr>
+        <w:t xml:space="preserve"> </w:t>
+      </w:r>
+      <w:r>
+        <w:rPr>
+          <w:rFonts w:hint="eastAsia" w:ascii="Consolas" w:hAnsi="Consolas" w:cs="Consolas"/>
+          <w:caps w:val="0"/>
+          <w:color w:val="0F1115"/>
+          <w:spacing w:val="0"/>
+          <w:sz w:val="30"/>
+          <w:szCs w:val="30"/>
+          <w:lang w:val="en-US" w:eastAsia="zh-CN"/>
+        </w:rPr>
+        <w:t>蒙皮</w:t>
+      </w:r>
+      <w:r>
+        <w:rPr>
+          <w:rFonts w:hint="default" w:ascii="Consolas" w:hAnsi="Consolas" w:eastAsia="Consolas" w:cs="Consolas"/>
+          <w:caps w:val="0"/>
+          <w:color w:val="0F1115"/>
+          <w:spacing w:val="0"/>
+          <w:sz w:val="30"/>
+          <w:szCs w:val="30"/>
+        </w:rPr>
+        <w:t>骨骼：约9</w:t>
+      </w:r>
+      <w:r>
+        <w:rPr>
+          <w:rFonts w:hint="eastAsia" w:ascii="Consolas" w:hAnsi="Consolas" w:cs="Consolas"/>
+          <w:caps w:val="0"/>
+          <w:color w:val="0F1115"/>
+          <w:spacing w:val="0"/>
+          <w:sz w:val="30"/>
+          <w:szCs w:val="30"/>
+          <w:lang w:val="en-US" w:eastAsia="zh-CN"/>
+        </w:rPr>
+        <w:t>0</w:t>
+      </w:r>
+      <w:r>
+        <w:rPr>
+          <w:rFonts w:hint="default" w:ascii="Consolas" w:hAnsi="Consolas" w:eastAsia="Consolas" w:cs="Consolas"/>
+          <w:caps w:val="0"/>
+          <w:color w:val="0F1115"/>
+          <w:spacing w:val="0"/>
+          <w:sz w:val="30"/>
+          <w:szCs w:val="30"/>
+        </w:rPr>
+        <w:t xml:space="preserve"> 根</w:t>
+      </w:r>
+    </w:p>
+    <w:p>
+      <w:pPr>
+        <w:pStyle w:val="2"/>
+        <w:keepNext w:val="0"/>
+        <w:keepLines w:val="0"/>
+        <w:widowControl/>
+        <w:suppressLineNumbers w:val="0"/>
+        <w:pBdr>
+          <w:top w:val="none" w:color="auto" w:sz="0" w:space="0"/>
+          <w:left w:val="none" w:color="auto" w:sz="0" w:space="0"/>
+          <w:bottom w:val="none" w:color="auto" w:sz="0" w:space="0"/>
+          <w:right w:val="none" w:color="auto" w:sz="0" w:space="0"/>
+        </w:pBdr>
+        <w:wordWrap w:val="0"/>
+        <w:spacing w:before="0" w:beforeAutospacing="0" w:after="0" w:afterAutospacing="0" w:line="330" w:lineRule="atLeast"/>
+        <w:ind w:left="0" w:right="0" w:firstLine="0"/>
+        <w:rPr>
+          <w:rFonts w:hint="default" w:ascii="Consolas" w:hAnsi="Consolas" w:eastAsia="Consolas" w:cs="Consolas"/>
+          <w:caps w:val="0"/>
+          <w:color w:val="0F1115"/>
+          <w:spacing w:val="0"/>
+          <w:sz w:val="30"/>
+          <w:szCs w:val="30"/>
+        </w:rPr>
+      </w:pPr>
+      <w:r>
+        <w:rPr>
+          <w:rFonts w:hint="default" w:ascii="Consolas" w:hAnsi="Consolas" w:eastAsia="Consolas" w:cs="Consolas"/>
+          <w:caps w:val="0"/>
+          <w:color w:val="383A42"/>
+          <w:spacing w:val="0"/>
+          <w:sz w:val="30"/>
+          <w:szCs w:val="30"/>
+        </w:rPr>
+        <w:t>-</w:t>
+      </w:r>
+      <w:r>
+        <w:rPr>
+          <w:rFonts w:hint="default" w:ascii="Consolas" w:hAnsi="Consolas" w:eastAsia="Consolas" w:cs="Consolas"/>
+          <w:caps w:val="0"/>
+          <w:color w:val="0F1115"/>
+          <w:spacing w:val="0"/>
+          <w:sz w:val="30"/>
+          <w:szCs w:val="30"/>
+        </w:rPr>
+        <w:t xml:space="preserve"> 控制器：约 100-120 个（含隐藏辅助控制器）</w:t>
+      </w:r>
+    </w:p>
+    <w:p>
+      <w:pPr>
+        <w:pStyle w:val="2"/>
+        <w:keepNext w:val="0"/>
+        <w:keepLines w:val="0"/>
+        <w:widowControl/>
+        <w:suppressLineNumbers w:val="0"/>
+        <w:pBdr>
+          <w:top w:val="none" w:color="auto" w:sz="0" w:space="0"/>
+          <w:left w:val="none" w:color="auto" w:sz="0" w:space="0"/>
+          <w:bottom w:val="none" w:color="auto" w:sz="0" w:space="0"/>
+          <w:right w:val="none" w:color="auto" w:sz="0" w:space="0"/>
+        </w:pBdr>
+        <w:wordWrap w:val="0"/>
+        <w:spacing w:before="0" w:beforeAutospacing="0" w:after="0" w:afterAutospacing="0" w:line="330" w:lineRule="atLeast"/>
+        <w:ind w:left="0" w:right="0" w:firstLine="0"/>
+        <w:rPr>
+          <w:rFonts w:hint="default" w:ascii="Consolas" w:hAnsi="Consolas" w:eastAsia="Consolas" w:cs="Consolas"/>
+          <w:caps w:val="0"/>
+          <w:color w:val="0F1115"/>
+          <w:spacing w:val="0"/>
+          <w:sz w:val="30"/>
+          <w:szCs w:val="30"/>
+        </w:rPr>
+      </w:pPr>
+      <w:r>
+        <w:rPr>
+          <w:rFonts w:hint="default" w:ascii="Consolas" w:hAnsi="Consolas" w:eastAsia="Consolas" w:cs="Consolas"/>
+          <w:caps w:val="0"/>
+          <w:color w:val="383A42"/>
+          <w:spacing w:val="0"/>
+          <w:sz w:val="30"/>
+          <w:szCs w:val="30"/>
+        </w:rPr>
+        <w:t>-</w:t>
+      </w:r>
+      <w:r>
+        <w:rPr>
+          <w:rFonts w:hint="default" w:ascii="Consolas" w:hAnsi="Consolas" w:eastAsia="Consolas" w:cs="Consolas"/>
+          <w:caps w:val="0"/>
+          <w:color w:val="0F1115"/>
+          <w:spacing w:val="0"/>
+          <w:sz w:val="30"/>
+          <w:szCs w:val="30"/>
+        </w:rPr>
+        <w:t xml:space="preserve"> 蒙皮：Smooth Bind</w:t>
+      </w:r>
+    </w:p>
+    <w:p>
+      <w:pPr>
+        <w:pStyle w:val="2"/>
+        <w:keepNext w:val="0"/>
+        <w:keepLines w:val="0"/>
+        <w:widowControl/>
+        <w:suppressLineNumbers w:val="0"/>
+        <w:pBdr>
+          <w:top w:val="none" w:color="auto" w:sz="0" w:space="0"/>
+          <w:left w:val="none" w:color="auto" w:sz="0" w:space="0"/>
+          <w:bottom w:val="none" w:color="auto" w:sz="0" w:space="0"/>
+          <w:right w:val="none" w:color="auto" w:sz="0" w:space="0"/>
+        </w:pBdr>
+        <w:wordWrap w:val="0"/>
+        <w:spacing w:before="0" w:beforeAutospacing="0" w:after="0" w:afterAutospacing="0" w:line="330" w:lineRule="atLeast"/>
+        <w:ind w:left="0" w:right="0" w:firstLine="0"/>
+        <w:rPr>
+          <w:rFonts w:hint="default" w:ascii="Consolas" w:hAnsi="Consolas" w:eastAsia="Consolas" w:cs="Consolas"/>
+          <w:caps w:val="0"/>
+          <w:color w:val="0F1115"/>
+          <w:spacing w:val="0"/>
+          <w:sz w:val="30"/>
+          <w:szCs w:val="30"/>
+        </w:rPr>
+      </w:pPr>
+      <w:r>
+        <w:rPr>
+          <w:rFonts w:hint="default" w:ascii="Consolas" w:hAnsi="Consolas" w:eastAsia="Consolas" w:cs="Consolas"/>
+          <w:caps w:val="0"/>
+          <w:color w:val="383A42"/>
+          <w:spacing w:val="0"/>
+          <w:sz w:val="30"/>
+          <w:szCs w:val="30"/>
+        </w:rPr>
+        <w:t>-</w:t>
+      </w:r>
+      <w:r>
+        <w:rPr>
+          <w:rFonts w:hint="default" w:ascii="Consolas" w:hAnsi="Consolas" w:eastAsia="Consolas" w:cs="Consolas"/>
+          <w:caps w:val="0"/>
+          <w:color w:val="0F1115"/>
+          <w:spacing w:val="0"/>
+          <w:sz w:val="30"/>
+          <w:szCs w:val="30"/>
+        </w:rPr>
+        <w:t xml:space="preserve"> 绑定方式：自研插件生成基础骨架 + 手动修型</w:t>
+      </w:r>
+    </w:p>
+    <w:p>
+      <w:pPr>
+        <w:pStyle w:val="2"/>
+        <w:keepNext w:val="0"/>
+        <w:keepLines w:val="0"/>
+        <w:widowControl/>
+        <w:suppressLineNumbers w:val="0"/>
+        <w:pBdr>
+          <w:top w:val="none" w:color="auto" w:sz="0" w:space="0"/>
+          <w:left w:val="none" w:color="auto" w:sz="0" w:space="0"/>
+          <w:bottom w:val="none" w:color="auto" w:sz="0" w:space="0"/>
+          <w:right w:val="none" w:color="auto" w:sz="0" w:space="0"/>
+        </w:pBdr>
+        <w:wordWrap w:val="0"/>
+        <w:spacing w:before="0" w:beforeAutospacing="0" w:after="0" w:afterAutospacing="0" w:line="330" w:lineRule="atLeast"/>
+        <w:ind w:left="0" w:right="0" w:firstLine="0"/>
+        <w:rPr>
+          <w:rFonts w:hint="default" w:ascii="Consolas" w:hAnsi="Consolas" w:eastAsia="Consolas" w:cs="Consolas"/>
+          <w:caps w:val="0"/>
+          <w:color w:val="0F1115"/>
+          <w:spacing w:val="0"/>
+          <w:sz w:val="30"/>
+          <w:szCs w:val="30"/>
+          <w:lang w:val="en-US" w:eastAsia="zh-CN"/>
+        </w:rPr>
+      </w:pPr>
     </w:p>
     <w:p>
       <w:pPr>
@@ -2908,6 +2886,499 @@
           <w:lang w:val="en-US" w:eastAsia="zh-CN"/>
         </w:rPr>
       </w:pPr>
+    </w:p>
+    <w:p>
+      <w:pPr>
+        <w:jc w:val="left"/>
+        <w:rPr>
+          <w:rFonts w:hint="default"/>
+          <w:sz w:val="32"/>
+          <w:szCs w:val="32"/>
+          <w:lang w:val="en-US" w:eastAsia="zh-CN"/>
+        </w:rPr>
+      </w:pPr>
+    </w:p>
+    <w:p>
+      <w:pPr>
+        <w:jc w:val="left"/>
+        <w:rPr>
+          <w:rFonts w:hint="default"/>
+          <w:sz w:val="32"/>
+          <w:szCs w:val="32"/>
+          <w:lang w:val="en-US" w:eastAsia="zh-CN"/>
+        </w:rPr>
+      </w:pPr>
+    </w:p>
+    <w:p>
+      <w:pPr>
+        <w:jc w:val="left"/>
+        <w:rPr>
+          <w:rFonts w:hint="default"/>
+          <w:sz w:val="32"/>
+          <w:szCs w:val="32"/>
+          <w:lang w:val="en-US" w:eastAsia="zh-CN"/>
+        </w:rPr>
+      </w:pPr>
+    </w:p>
+    <w:p>
+      <w:pPr>
+        <w:jc w:val="left"/>
+        <w:rPr>
+          <w:rFonts w:hint="default"/>
+          <w:sz w:val="32"/>
+          <w:szCs w:val="32"/>
+          <w:lang w:val="en-US" w:eastAsia="zh-CN"/>
+        </w:rPr>
+      </w:pPr>
+    </w:p>
+    <w:p>
+      <w:pPr>
+        <w:jc w:val="left"/>
+        <w:rPr>
+          <w:rFonts w:hint="default"/>
+          <w:sz w:val="32"/>
+          <w:szCs w:val="32"/>
+          <w:lang w:val="en-US" w:eastAsia="zh-CN"/>
+        </w:rPr>
+      </w:pPr>
+    </w:p>
+    <w:p>
+      <w:pPr>
+        <w:pStyle w:val="2"/>
+        <w:keepNext w:val="0"/>
+        <w:keepLines w:val="0"/>
+        <w:widowControl/>
+        <w:suppressLineNumbers w:val="0"/>
+        <w:pBdr>
+          <w:top w:val="none" w:color="auto" w:sz="0" w:space="0"/>
+          <w:left w:val="none" w:color="auto" w:sz="0" w:space="0"/>
+          <w:bottom w:val="none" w:color="auto" w:sz="0" w:space="0"/>
+          <w:right w:val="none" w:color="auto" w:sz="0" w:space="0"/>
+        </w:pBdr>
+        <w:wordWrap w:val="0"/>
+        <w:spacing w:before="0" w:beforeAutospacing="0" w:after="0" w:afterAutospacing="0" w:line="330" w:lineRule="atLeast"/>
+        <w:ind w:left="0" w:right="0" w:firstLine="0"/>
+        <w:rPr>
+          <w:rFonts w:hint="default"/>
+          <w:sz w:val="32"/>
+          <w:szCs w:val="32"/>
+          <w:lang w:val="en-US" w:eastAsia="zh-CN"/>
+        </w:rPr>
+      </w:pPr>
+      <w:r>
+        <w:rPr>
+          <w:rFonts w:hint="default" w:ascii="Consolas" w:hAnsi="Consolas" w:eastAsia="Consolas" w:cs="Consolas"/>
+          <w:caps w:val="0"/>
+          <w:color w:val="383A42"/>
+          <w:spacing w:val="0"/>
+          <w:sz w:val="36"/>
+          <w:szCs w:val="36"/>
+        </w:rPr>
+        <w:t>##</w:t>
+      </w:r>
+      <w:r>
+        <w:rPr>
+          <w:rFonts w:hint="default" w:ascii="Consolas" w:hAnsi="Consolas" w:eastAsia="Consolas" w:cs="Consolas"/>
+          <w:caps w:val="0"/>
+          <w:color w:val="E45649"/>
+          <w:spacing w:val="0"/>
+          <w:sz w:val="36"/>
+          <w:szCs w:val="36"/>
+        </w:rPr>
+        <w:t xml:space="preserve"> 202</w:t>
+      </w:r>
+      <w:r>
+        <w:rPr>
+          <w:rFonts w:hint="eastAsia" w:ascii="Consolas" w:hAnsi="Consolas" w:cs="Consolas"/>
+          <w:caps w:val="0"/>
+          <w:color w:val="E45649"/>
+          <w:spacing w:val="0"/>
+          <w:sz w:val="36"/>
+          <w:szCs w:val="36"/>
+          <w:lang w:val="en-US" w:eastAsia="zh-CN"/>
+        </w:rPr>
+        <w:t>6</w:t>
+      </w:r>
+      <w:r>
+        <w:rPr>
+          <w:rFonts w:hint="default" w:ascii="Consolas" w:hAnsi="Consolas" w:eastAsia="Consolas" w:cs="Consolas"/>
+          <w:caps w:val="0"/>
+          <w:color w:val="E45649"/>
+          <w:spacing w:val="0"/>
+          <w:sz w:val="36"/>
+          <w:szCs w:val="36"/>
+        </w:rPr>
+        <w:t>-0</w:t>
+      </w:r>
+      <w:r>
+        <w:rPr>
+          <w:rFonts w:hint="eastAsia" w:ascii="Consolas" w:hAnsi="Consolas" w:cs="Consolas"/>
+          <w:caps w:val="0"/>
+          <w:color w:val="E45649"/>
+          <w:spacing w:val="0"/>
+          <w:sz w:val="36"/>
+          <w:szCs w:val="36"/>
+          <w:lang w:val="en-US" w:eastAsia="zh-CN"/>
+        </w:rPr>
+        <w:t>9</w:t>
+      </w:r>
+      <w:r>
+        <w:rPr>
+          <w:rFonts w:hint="default" w:ascii="Consolas" w:hAnsi="Consolas" w:eastAsia="Consolas" w:cs="Consolas"/>
+          <w:caps w:val="0"/>
+          <w:color w:val="E45649"/>
+          <w:spacing w:val="0"/>
+          <w:sz w:val="36"/>
+          <w:szCs w:val="36"/>
+        </w:rPr>
+        <w:t>-</w:t>
+      </w:r>
+      <w:r>
+        <w:rPr>
+          <w:rFonts w:hint="eastAsia" w:ascii="Consolas" w:hAnsi="Consolas" w:cs="Consolas"/>
+          <w:caps w:val="0"/>
+          <w:color w:val="E45649"/>
+          <w:spacing w:val="0"/>
+          <w:sz w:val="36"/>
+          <w:szCs w:val="36"/>
+          <w:lang w:val="en-US" w:eastAsia="zh-CN"/>
+        </w:rPr>
+        <w:t>21</w:t>
+      </w:r>
+      <w:r>
+        <w:rPr>
+          <w:rFonts w:hint="default" w:ascii="Consolas" w:hAnsi="Consolas" w:eastAsia="Consolas" w:cs="Consolas"/>
+          <w:caps w:val="0"/>
+          <w:color w:val="E45649"/>
+          <w:spacing w:val="0"/>
+          <w:sz w:val="36"/>
+          <w:szCs w:val="36"/>
+        </w:rPr>
+        <w:t xml:space="preserve"> </w:t>
+      </w:r>
+      <w:r>
+        <w:rPr>
+          <w:rFonts w:hint="eastAsia" w:ascii="Consolas" w:hAnsi="Consolas" w:cs="Consolas"/>
+          <w:caps w:val="0"/>
+          <w:color w:val="E45649"/>
+          <w:spacing w:val="0"/>
+          <w:sz w:val="36"/>
+          <w:szCs w:val="36"/>
+          <w:lang w:val="en-US" w:eastAsia="zh-CN"/>
+        </w:rPr>
+        <w:t>| 身体蒙皮</w:t>
+      </w:r>
+    </w:p>
+    <w:p>
+      <w:pPr>
+        <w:pStyle w:val="2"/>
+        <w:keepNext w:val="0"/>
+        <w:keepLines w:val="0"/>
+        <w:widowControl/>
+        <w:suppressLineNumbers w:val="0"/>
+        <w:pBdr>
+          <w:top w:val="none" w:color="auto" w:sz="0" w:space="0"/>
+          <w:left w:val="none" w:color="auto" w:sz="0" w:space="0"/>
+          <w:bottom w:val="none" w:color="auto" w:sz="0" w:space="0"/>
+          <w:right w:val="none" w:color="auto" w:sz="0" w:space="0"/>
+        </w:pBdr>
+        <w:wordWrap w:val="0"/>
+        <w:spacing w:before="0" w:beforeAutospacing="0" w:after="0" w:afterAutospacing="0" w:line="330" w:lineRule="atLeast"/>
+        <w:ind w:left="0" w:right="0" w:firstLine="0"/>
+        <w:rPr>
+          <w:rFonts w:hint="default" w:ascii="Consolas" w:hAnsi="Consolas" w:eastAsia="宋体" w:cs="Consolas"/>
+          <w:caps w:val="0"/>
+          <w:color w:val="E45649"/>
+          <w:spacing w:val="0"/>
+          <w:sz w:val="30"/>
+          <w:szCs w:val="30"/>
+          <w:lang w:val="en-US" w:eastAsia="zh-CN"/>
+        </w:rPr>
+      </w:pPr>
+      <w:r>
+        <w:rPr>
+          <w:rFonts w:hint="default" w:ascii="Consolas" w:hAnsi="Consolas" w:eastAsia="Consolas" w:cs="Consolas"/>
+          <w:caps w:val="0"/>
+          <w:color w:val="383A42"/>
+          <w:spacing w:val="0"/>
+          <w:sz w:val="30"/>
+          <w:szCs w:val="30"/>
+        </w:rPr>
+        <w:t>###</w:t>
+      </w:r>
+      <w:r>
+        <w:rPr>
+          <w:rFonts w:hint="default" w:ascii="Consolas" w:hAnsi="Consolas" w:eastAsia="Consolas" w:cs="Consolas"/>
+          <w:caps w:val="0"/>
+          <w:color w:val="E45649"/>
+          <w:spacing w:val="0"/>
+          <w:sz w:val="30"/>
+          <w:szCs w:val="30"/>
+        </w:rPr>
+        <w:t xml:space="preserve"> </w:t>
+      </w:r>
+      <w:r>
+        <w:rPr>
+          <w:rFonts w:hint="eastAsia" w:ascii="Consolas" w:hAnsi="Consolas" w:cs="Consolas"/>
+          <w:caps w:val="0"/>
+          <w:color w:val="E45649"/>
+          <w:spacing w:val="0"/>
+          <w:sz w:val="30"/>
+          <w:szCs w:val="30"/>
+          <w:lang w:val="en-US" w:eastAsia="zh-CN"/>
+        </w:rPr>
+        <w:t>完成了</w:t>
+      </w:r>
+    </w:p>
+    <w:p>
+      <w:pPr>
+        <w:jc w:val="left"/>
+        <w:rPr>
+          <w:rFonts w:hint="default"/>
+          <w:sz w:val="32"/>
+          <w:szCs w:val="32"/>
+          <w:lang w:val="en-US" w:eastAsia="zh-CN"/>
+        </w:rPr>
+      </w:pPr>
+      <w:r>
+        <w:rPr>
+          <w:rFonts w:hint="default"/>
+          <w:sz w:val="32"/>
+          <w:szCs w:val="32"/>
+          <w:lang w:val="en-US" w:eastAsia="zh-CN"/>
+        </w:rPr>
+        <w:t>- 身体蒙皮权重</w:t>
+      </w:r>
+    </w:p>
+    <w:p>
+      <w:pPr>
+        <w:jc w:val="left"/>
+        <w:rPr>
+          <w:rFonts w:hint="default"/>
+          <w:sz w:val="32"/>
+          <w:szCs w:val="32"/>
+          <w:lang w:val="en-US" w:eastAsia="zh-CN"/>
+        </w:rPr>
+      </w:pPr>
+      <w:r>
+        <w:rPr>
+          <w:rFonts w:hint="default"/>
+          <w:sz w:val="32"/>
+          <w:szCs w:val="32"/>
+          <w:lang w:val="en-US" w:eastAsia="zh-CN"/>
+        </w:rPr>
+        <w:t>- 绑定文件：MuscleMan_Rig_v02.ma</w:t>
+      </w:r>
+    </w:p>
+    <w:p>
+      <w:pPr>
+        <w:jc w:val="left"/>
+        <w:rPr>
+          <w:rFonts w:hint="default"/>
+          <w:sz w:val="32"/>
+          <w:szCs w:val="32"/>
+          <w:lang w:val="en-US" w:eastAsia="zh-CN"/>
+        </w:rPr>
+      </w:pPr>
+    </w:p>
+    <w:p>
+      <w:pPr>
+        <w:pStyle w:val="2"/>
+        <w:keepNext w:val="0"/>
+        <w:keepLines w:val="0"/>
+        <w:widowControl/>
+        <w:suppressLineNumbers w:val="0"/>
+        <w:pBdr>
+          <w:top w:val="none" w:color="auto" w:sz="0" w:space="0"/>
+          <w:left w:val="none" w:color="auto" w:sz="0" w:space="0"/>
+          <w:bottom w:val="none" w:color="auto" w:sz="0" w:space="0"/>
+          <w:right w:val="none" w:color="auto" w:sz="0" w:space="0"/>
+        </w:pBdr>
+        <w:wordWrap w:val="0"/>
+        <w:spacing w:before="0" w:beforeAutospacing="0" w:after="0" w:afterAutospacing="0" w:line="330" w:lineRule="atLeast"/>
+        <w:ind w:left="0" w:right="0" w:firstLine="0"/>
+        <w:rPr>
+          <w:rFonts w:hint="default" w:ascii="Consolas" w:hAnsi="Consolas" w:eastAsia="Consolas" w:cs="Consolas"/>
+          <w:caps w:val="0"/>
+          <w:color w:val="E45649"/>
+          <w:spacing w:val="0"/>
+          <w:sz w:val="30"/>
+          <w:szCs w:val="30"/>
+        </w:rPr>
+      </w:pPr>
+      <w:r>
+        <w:rPr>
+          <w:rFonts w:ascii="Segoe UI" w:hAnsi="Segoe UI" w:eastAsia="Segoe UI" w:cs="Segoe UI"/>
+          <w:b/>
+          <w:bCs/>
+          <w:i w:val="0"/>
+          <w:iCs w:val="0"/>
+          <w:caps w:val="0"/>
+          <w:color w:val="0F1115"/>
+          <w:spacing w:val="0"/>
+          <w:sz w:val="24"/>
+          <w:szCs w:val="24"/>
+          <w:shd w:val="clear" w:fill="FFFFFF"/>
+        </w:rPr>
+        <w:t>###</w:t>
+      </w:r>
+      <w:r>
+        <w:rPr>
+          <w:rFonts w:hint="eastAsia" w:ascii="Segoe UI" w:hAnsi="Segoe UI" w:cs="Segoe UI"/>
+          <w:b/>
+          <w:bCs/>
+          <w:i w:val="0"/>
+          <w:iCs w:val="0"/>
+          <w:caps w:val="0"/>
+          <w:color w:val="0F1115"/>
+          <w:spacing w:val="0"/>
+          <w:sz w:val="24"/>
+          <w:szCs w:val="24"/>
+          <w:shd w:val="clear" w:fill="FFFFFF"/>
+          <w:lang w:val="en-US" w:eastAsia="zh-CN"/>
+        </w:rPr>
+        <w:t xml:space="preserve"> </w:t>
+      </w:r>
+      <w:r>
+        <w:rPr>
+          <w:rFonts w:hint="default" w:ascii="Consolas" w:hAnsi="Consolas" w:eastAsia="Consolas" w:cs="Consolas"/>
+          <w:caps w:val="0"/>
+          <w:color w:val="E45649"/>
+          <w:spacing w:val="0"/>
+          <w:sz w:val="30"/>
+          <w:szCs w:val="30"/>
+        </w:rPr>
+        <w:t>待办</w:t>
+      </w:r>
+    </w:p>
+    <w:p>
+      <w:pPr>
+        <w:pStyle w:val="2"/>
+        <w:keepNext w:val="0"/>
+        <w:keepLines w:val="0"/>
+        <w:widowControl/>
+        <w:suppressLineNumbers w:val="0"/>
+        <w:pBdr>
+          <w:top w:val="none" w:color="auto" w:sz="0" w:space="0"/>
+          <w:left w:val="none" w:color="auto" w:sz="0" w:space="0"/>
+          <w:bottom w:val="none" w:color="auto" w:sz="0" w:space="0"/>
+          <w:right w:val="none" w:color="auto" w:sz="0" w:space="0"/>
+        </w:pBdr>
+        <w:wordWrap w:val="0"/>
+        <w:spacing w:before="0" w:beforeAutospacing="0" w:after="0" w:afterAutospacing="0" w:line="330" w:lineRule="atLeast"/>
+        <w:ind w:left="0" w:right="0" w:firstLine="0"/>
+        <w:rPr>
+          <w:rFonts w:hint="default" w:ascii="Consolas" w:hAnsi="Consolas" w:eastAsia="Consolas" w:cs="Consolas"/>
+          <w:caps w:val="0"/>
+          <w:color w:val="0F1115"/>
+          <w:spacing w:val="0"/>
+          <w:sz w:val="30"/>
+          <w:szCs w:val="30"/>
+        </w:rPr>
+      </w:pPr>
+      <w:r>
+        <w:rPr>
+          <w:rFonts w:hint="default" w:ascii="Consolas" w:hAnsi="Consolas" w:eastAsia="Consolas" w:cs="Consolas"/>
+          <w:caps w:val="0"/>
+          <w:color w:val="383A42"/>
+          <w:spacing w:val="0"/>
+          <w:sz w:val="30"/>
+          <w:szCs w:val="30"/>
+        </w:rPr>
+        <w:t>-</w:t>
+      </w:r>
+      <w:r>
+        <w:rPr>
+          <w:rFonts w:hint="default" w:ascii="Consolas" w:hAnsi="Consolas" w:eastAsia="Consolas" w:cs="Consolas"/>
+          <w:caps w:val="0"/>
+          <w:color w:val="0F1115"/>
+          <w:spacing w:val="0"/>
+          <w:sz w:val="30"/>
+          <w:szCs w:val="30"/>
+        </w:rPr>
+        <w:t xml:space="preserve"> [ ] 添加</w:t>
+      </w:r>
+      <w:r>
+        <w:rPr>
+          <w:rFonts w:hint="eastAsia" w:ascii="Consolas" w:hAnsi="Consolas" w:cs="Consolas"/>
+          <w:caps w:val="0"/>
+          <w:color w:val="0F1115"/>
+          <w:spacing w:val="0"/>
+          <w:sz w:val="30"/>
+          <w:szCs w:val="30"/>
+          <w:lang w:val="en-US" w:eastAsia="zh-CN"/>
+        </w:rPr>
+        <w:t>肌肉</w:t>
+      </w:r>
+      <w:r>
+        <w:rPr>
+          <w:rFonts w:hint="default" w:ascii="Consolas" w:hAnsi="Consolas" w:eastAsia="Consolas" w:cs="Consolas"/>
+          <w:caps w:val="0"/>
+          <w:color w:val="0F1115"/>
+          <w:spacing w:val="0"/>
+          <w:sz w:val="30"/>
+          <w:szCs w:val="30"/>
+        </w:rPr>
+        <w:t>修型</w:t>
+      </w:r>
+    </w:p>
+    <w:p>
+      <w:pPr>
+        <w:pStyle w:val="2"/>
+        <w:keepNext w:val="0"/>
+        <w:keepLines w:val="0"/>
+        <w:widowControl/>
+        <w:suppressLineNumbers w:val="0"/>
+        <w:pBdr>
+          <w:top w:val="none" w:color="auto" w:sz="0" w:space="0"/>
+          <w:left w:val="none" w:color="auto" w:sz="0" w:space="0"/>
+          <w:bottom w:val="none" w:color="auto" w:sz="0" w:space="0"/>
+          <w:right w:val="none" w:color="auto" w:sz="0" w:space="0"/>
+        </w:pBdr>
+        <w:wordWrap w:val="0"/>
+        <w:spacing w:before="0" w:beforeAutospacing="0" w:after="0" w:afterAutospacing="0" w:line="330" w:lineRule="atLeast"/>
+        <w:ind w:left="0" w:right="0" w:firstLine="0"/>
+        <w:rPr>
+          <w:rFonts w:hint="default"/>
+          <w:sz w:val="32"/>
+          <w:szCs w:val="32"/>
+          <w:lang w:val="en-US" w:eastAsia="zh-CN"/>
+        </w:rPr>
+      </w:pPr>
+      <w:r>
+        <w:rPr>
+          <w:rFonts w:hint="default" w:ascii="Consolas" w:hAnsi="Consolas" w:eastAsia="Consolas" w:cs="Consolas"/>
+          <w:caps w:val="0"/>
+          <w:color w:val="383A42"/>
+          <w:spacing w:val="0"/>
+          <w:sz w:val="30"/>
+          <w:szCs w:val="30"/>
+        </w:rPr>
+        <w:t>-</w:t>
+      </w:r>
+      <w:r>
+        <w:rPr>
+          <w:rFonts w:hint="default" w:ascii="Consolas" w:hAnsi="Consolas" w:eastAsia="Consolas" w:cs="Consolas"/>
+          <w:caps w:val="0"/>
+          <w:color w:val="0F1115"/>
+          <w:spacing w:val="0"/>
+          <w:sz w:val="30"/>
+          <w:szCs w:val="30"/>
+        </w:rPr>
+        <w:t xml:space="preserve"> [ ] </w:t>
+      </w:r>
+      <w:r>
+        <w:rPr>
+          <w:rFonts w:hint="eastAsia" w:ascii="Consolas" w:hAnsi="Consolas" w:cs="Consolas"/>
+          <w:caps w:val="0"/>
+          <w:color w:val="0F1115"/>
+          <w:spacing w:val="0"/>
+          <w:sz w:val="30"/>
+          <w:szCs w:val="30"/>
+          <w:lang w:val="en-US" w:eastAsia="zh-CN"/>
+        </w:rPr>
+        <w:t>绑定文件落地UE引擎</w:t>
+      </w:r>
     </w:p>
     <w:sectPr>
       <w:pgSz w:w="11906" w:h="16838"/>

--- a/scenes/MuscleMan/肌肉男绑定案例.docx
+++ b/scenes/MuscleMan/肌肉男绑定案例.docx
@@ -273,8 +273,6 @@
         </w:rPr>
         <w:t xml:space="preserve"> 绑定信息</w:t>
       </w:r>
-      <w:bookmarkStart w:id="0" w:name="_GoBack"/>
-      <w:bookmarkEnd w:id="0"/>
     </w:p>
     <w:p>
       <w:pPr>
@@ -3339,6 +3337,148 @@
         <w:spacing w:before="0" w:beforeAutospacing="0" w:after="0" w:afterAutospacing="0" w:line="330" w:lineRule="atLeast"/>
         <w:ind w:left="0" w:right="0" w:firstLine="0"/>
         <w:rPr>
+          <w:rFonts w:hint="eastAsia" w:ascii="Consolas" w:hAnsi="Consolas" w:cs="Consolas"/>
+          <w:caps w:val="0"/>
+          <w:color w:val="0F1115"/>
+          <w:spacing w:val="0"/>
+          <w:sz w:val="30"/>
+          <w:szCs w:val="30"/>
+          <w:lang w:val="en-US" w:eastAsia="zh-CN"/>
+        </w:rPr>
+      </w:pPr>
+      <w:r>
+        <w:rPr>
+          <w:rFonts w:hint="default" w:ascii="Consolas" w:hAnsi="Consolas" w:eastAsia="Consolas" w:cs="Consolas"/>
+          <w:caps w:val="0"/>
+          <w:color w:val="383A42"/>
+          <w:spacing w:val="0"/>
+          <w:sz w:val="30"/>
+          <w:szCs w:val="30"/>
+        </w:rPr>
+        <w:t>-</w:t>
+      </w:r>
+      <w:r>
+        <w:rPr>
+          <w:rFonts w:hint="default" w:ascii="Consolas" w:hAnsi="Consolas" w:eastAsia="Consolas" w:cs="Consolas"/>
+          <w:caps w:val="0"/>
+          <w:color w:val="0F1115"/>
+          <w:spacing w:val="0"/>
+          <w:sz w:val="30"/>
+          <w:szCs w:val="30"/>
+        </w:rPr>
+        <w:t xml:space="preserve"> [ ] </w:t>
+      </w:r>
+      <w:r>
+        <w:rPr>
+          <w:rFonts w:hint="eastAsia" w:ascii="Consolas" w:hAnsi="Consolas" w:cs="Consolas"/>
+          <w:caps w:val="0"/>
+          <w:color w:val="0F1115"/>
+          <w:spacing w:val="0"/>
+          <w:sz w:val="30"/>
+          <w:szCs w:val="30"/>
+          <w:lang w:val="en-US" w:eastAsia="zh-CN"/>
+        </w:rPr>
+        <w:t>绑定文件落地UE引擎</w:t>
+      </w:r>
+    </w:p>
+    <w:p>
+      <w:pPr>
+        <w:pStyle w:val="2"/>
+        <w:keepNext w:val="0"/>
+        <w:keepLines w:val="0"/>
+        <w:widowControl/>
+        <w:suppressLineNumbers w:val="0"/>
+        <w:pBdr>
+          <w:top w:val="none" w:color="auto" w:sz="0" w:space="0"/>
+          <w:left w:val="none" w:color="auto" w:sz="0" w:space="0"/>
+          <w:bottom w:val="none" w:color="auto" w:sz="0" w:space="0"/>
+          <w:right w:val="none" w:color="auto" w:sz="0" w:space="0"/>
+        </w:pBdr>
+        <w:wordWrap w:val="0"/>
+        <w:spacing w:before="0" w:beforeAutospacing="0" w:after="0" w:afterAutospacing="0" w:line="330" w:lineRule="atLeast"/>
+        <w:ind w:left="0" w:right="0" w:firstLine="0"/>
+        <w:rPr>
+          <w:rFonts w:hint="eastAsia" w:ascii="Consolas" w:hAnsi="Consolas" w:cs="Consolas"/>
+          <w:caps w:val="0"/>
+          <w:color w:val="0F1115"/>
+          <w:spacing w:val="0"/>
+          <w:sz w:val="30"/>
+          <w:szCs w:val="30"/>
+          <w:lang w:val="en-US" w:eastAsia="zh-CN"/>
+        </w:rPr>
+      </w:pPr>
+    </w:p>
+    <w:p>
+      <w:pPr>
+        <w:pStyle w:val="2"/>
+        <w:keepNext w:val="0"/>
+        <w:keepLines w:val="0"/>
+        <w:widowControl/>
+        <w:suppressLineNumbers w:val="0"/>
+        <w:pBdr>
+          <w:top w:val="none" w:color="auto" w:sz="0" w:space="0"/>
+          <w:left w:val="none" w:color="auto" w:sz="0" w:space="0"/>
+          <w:bottom w:val="none" w:color="auto" w:sz="0" w:space="0"/>
+          <w:right w:val="none" w:color="auto" w:sz="0" w:space="0"/>
+        </w:pBdr>
+        <w:wordWrap w:val="0"/>
+        <w:spacing w:before="0" w:beforeAutospacing="0" w:after="0" w:afterAutospacing="0" w:line="330" w:lineRule="atLeast"/>
+        <w:ind w:left="0" w:right="0" w:firstLine="0"/>
+        <w:rPr>
+          <w:rFonts w:hint="eastAsia" w:ascii="Consolas" w:hAnsi="Consolas" w:cs="Consolas"/>
+          <w:caps w:val="0"/>
+          <w:color w:val="0F1115"/>
+          <w:spacing w:val="0"/>
+          <w:sz w:val="30"/>
+          <w:szCs w:val="30"/>
+          <w:lang w:val="en-US" w:eastAsia="zh-CN"/>
+        </w:rPr>
+      </w:pPr>
+    </w:p>
+    <w:p>
+      <w:pPr>
+        <w:pStyle w:val="2"/>
+        <w:keepNext w:val="0"/>
+        <w:keepLines w:val="0"/>
+        <w:widowControl/>
+        <w:suppressLineNumbers w:val="0"/>
+        <w:pBdr>
+          <w:top w:val="none" w:color="auto" w:sz="0" w:space="0"/>
+          <w:left w:val="none" w:color="auto" w:sz="0" w:space="0"/>
+          <w:bottom w:val="none" w:color="auto" w:sz="0" w:space="0"/>
+          <w:right w:val="none" w:color="auto" w:sz="0" w:space="0"/>
+        </w:pBdr>
+        <w:wordWrap w:val="0"/>
+        <w:spacing w:before="0" w:beforeAutospacing="0" w:after="0" w:afterAutospacing="0" w:line="330" w:lineRule="atLeast"/>
+        <w:ind w:left="0" w:right="0" w:firstLine="0"/>
+        <w:rPr>
+          <w:rFonts w:hint="eastAsia" w:ascii="Consolas" w:hAnsi="Consolas" w:cs="Consolas"/>
+          <w:caps w:val="0"/>
+          <w:color w:val="0F1115"/>
+          <w:spacing w:val="0"/>
+          <w:sz w:val="30"/>
+          <w:szCs w:val="30"/>
+          <w:lang w:val="en-US" w:eastAsia="zh-CN"/>
+        </w:rPr>
+      </w:pPr>
+    </w:p>
+    <w:p>
+      <w:pPr>
+        <w:pStyle w:val="2"/>
+        <w:keepNext w:val="0"/>
+        <w:keepLines w:val="0"/>
+        <w:widowControl/>
+        <w:suppressLineNumbers w:val="0"/>
+        <w:pBdr>
+          <w:top w:val="none" w:color="auto" w:sz="0" w:space="0"/>
+          <w:left w:val="none" w:color="auto" w:sz="0" w:space="0"/>
+          <w:bottom w:val="none" w:color="auto" w:sz="0" w:space="0"/>
+          <w:right w:val="none" w:color="auto" w:sz="0" w:space="0"/>
+        </w:pBdr>
+        <w:wordWrap w:val="0"/>
+        <w:spacing w:before="0" w:beforeAutospacing="0" w:after="0" w:afterAutospacing="0" w:line="330" w:lineRule="atLeast"/>
+        <w:ind w:left="0" w:right="0" w:firstLine="0"/>
+        <w:rPr>
           <w:rFonts w:hint="default"/>
           <w:sz w:val="32"/>
           <w:szCs w:val="32"/>
@@ -3351,13 +3491,334 @@
           <w:caps w:val="0"/>
           <w:color w:val="383A42"/>
           <w:spacing w:val="0"/>
-          <w:sz w:val="30"/>
-          <w:szCs w:val="30"/>
+          <w:sz w:val="36"/>
+          <w:szCs w:val="36"/>
+        </w:rPr>
+        <w:t>##</w:t>
+      </w:r>
+      <w:r>
+        <w:rPr>
+          <w:rFonts w:hint="default" w:ascii="Consolas" w:hAnsi="Consolas" w:eastAsia="Consolas" w:cs="Consolas"/>
+          <w:caps w:val="0"/>
+          <w:color w:val="E45649"/>
+          <w:spacing w:val="0"/>
+          <w:sz w:val="36"/>
+          <w:szCs w:val="36"/>
+        </w:rPr>
+        <w:t xml:space="preserve"> 202</w:t>
+      </w:r>
+      <w:r>
+        <w:rPr>
+          <w:rFonts w:hint="eastAsia" w:ascii="Consolas" w:hAnsi="Consolas" w:cs="Consolas"/>
+          <w:caps w:val="0"/>
+          <w:color w:val="E45649"/>
+          <w:spacing w:val="0"/>
+          <w:sz w:val="36"/>
+          <w:szCs w:val="36"/>
+          <w:lang w:val="en-US" w:eastAsia="zh-CN"/>
+        </w:rPr>
+        <w:t>6</w:t>
+      </w:r>
+      <w:r>
+        <w:rPr>
+          <w:rFonts w:hint="default" w:ascii="Consolas" w:hAnsi="Consolas" w:eastAsia="Consolas" w:cs="Consolas"/>
+          <w:caps w:val="0"/>
+          <w:color w:val="E45649"/>
+          <w:spacing w:val="0"/>
+          <w:sz w:val="36"/>
+          <w:szCs w:val="36"/>
         </w:rPr>
         <w:t>-</w:t>
       </w:r>
       <w:r>
         <w:rPr>
+          <w:rFonts w:hint="eastAsia" w:ascii="Consolas" w:hAnsi="Consolas" w:cs="Consolas"/>
+          <w:caps w:val="0"/>
+          <w:color w:val="E45649"/>
+          <w:spacing w:val="0"/>
+          <w:sz w:val="36"/>
+          <w:szCs w:val="36"/>
+          <w:lang w:val="en-US" w:eastAsia="zh-CN"/>
+        </w:rPr>
+        <w:t>10</w:t>
+      </w:r>
+      <w:r>
+        <w:rPr>
+          <w:rFonts w:hint="default" w:ascii="Consolas" w:hAnsi="Consolas" w:eastAsia="Consolas" w:cs="Consolas"/>
+          <w:caps w:val="0"/>
+          <w:color w:val="E45649"/>
+          <w:spacing w:val="0"/>
+          <w:sz w:val="36"/>
+          <w:szCs w:val="36"/>
+        </w:rPr>
+        <w:t>-</w:t>
+      </w:r>
+      <w:r>
+        <w:rPr>
+          <w:rFonts w:hint="eastAsia" w:ascii="Consolas" w:hAnsi="Consolas" w:cs="Consolas"/>
+          <w:caps w:val="0"/>
+          <w:color w:val="E45649"/>
+          <w:spacing w:val="0"/>
+          <w:sz w:val="36"/>
+          <w:szCs w:val="36"/>
+          <w:lang w:val="en-US" w:eastAsia="zh-CN"/>
+        </w:rPr>
+        <w:t>8</w:t>
+      </w:r>
+      <w:r>
+        <w:rPr>
+          <w:rFonts w:hint="default" w:ascii="Consolas" w:hAnsi="Consolas" w:eastAsia="Consolas" w:cs="Consolas"/>
+          <w:caps w:val="0"/>
+          <w:color w:val="E45649"/>
+          <w:spacing w:val="0"/>
+          <w:sz w:val="36"/>
+          <w:szCs w:val="36"/>
+        </w:rPr>
+        <w:t xml:space="preserve"> </w:t>
+      </w:r>
+      <w:r>
+        <w:rPr>
+          <w:rFonts w:hint="eastAsia" w:ascii="Consolas" w:hAnsi="Consolas" w:cs="Consolas"/>
+          <w:caps w:val="0"/>
+          <w:color w:val="E45649"/>
+          <w:spacing w:val="0"/>
+          <w:sz w:val="36"/>
+          <w:szCs w:val="36"/>
+          <w:lang w:val="en-US" w:eastAsia="zh-CN"/>
+        </w:rPr>
+        <w:t>| 肌肉修型骨骼</w:t>
+      </w:r>
+    </w:p>
+    <w:p>
+      <w:pPr>
+        <w:pStyle w:val="2"/>
+        <w:keepNext w:val="0"/>
+        <w:keepLines w:val="0"/>
+        <w:widowControl/>
+        <w:suppressLineNumbers w:val="0"/>
+        <w:pBdr>
+          <w:top w:val="none" w:color="auto" w:sz="0" w:space="0"/>
+          <w:left w:val="none" w:color="auto" w:sz="0" w:space="0"/>
+          <w:bottom w:val="none" w:color="auto" w:sz="0" w:space="0"/>
+          <w:right w:val="none" w:color="auto" w:sz="0" w:space="0"/>
+        </w:pBdr>
+        <w:wordWrap w:val="0"/>
+        <w:spacing w:before="0" w:beforeAutospacing="0" w:after="0" w:afterAutospacing="0" w:line="330" w:lineRule="atLeast"/>
+        <w:ind w:left="0" w:right="0" w:firstLine="0"/>
+        <w:rPr>
+          <w:rFonts w:hint="default" w:ascii="Consolas" w:hAnsi="Consolas" w:eastAsia="宋体" w:cs="Consolas"/>
+          <w:caps w:val="0"/>
+          <w:color w:val="E45649"/>
+          <w:spacing w:val="0"/>
+          <w:sz w:val="30"/>
+          <w:szCs w:val="30"/>
+          <w:lang w:val="en-US" w:eastAsia="zh-CN"/>
+        </w:rPr>
+      </w:pPr>
+      <w:r>
+        <w:rPr>
+          <w:rFonts w:hint="default" w:ascii="Consolas" w:hAnsi="Consolas" w:eastAsia="Consolas" w:cs="Consolas"/>
+          <w:caps w:val="0"/>
+          <w:color w:val="383A42"/>
+          <w:spacing w:val="0"/>
+          <w:sz w:val="30"/>
+          <w:szCs w:val="30"/>
+        </w:rPr>
+        <w:t>###</w:t>
+      </w:r>
+      <w:r>
+        <w:rPr>
+          <w:rFonts w:hint="default" w:ascii="Consolas" w:hAnsi="Consolas" w:eastAsia="Consolas" w:cs="Consolas"/>
+          <w:caps w:val="0"/>
+          <w:color w:val="E45649"/>
+          <w:spacing w:val="0"/>
+          <w:sz w:val="30"/>
+          <w:szCs w:val="30"/>
+        </w:rPr>
+        <w:t xml:space="preserve"> </w:t>
+      </w:r>
+      <w:r>
+        <w:rPr>
+          <w:rFonts w:hint="eastAsia" w:ascii="Consolas" w:hAnsi="Consolas" w:cs="Consolas"/>
+          <w:caps w:val="0"/>
+          <w:color w:val="E45649"/>
+          <w:spacing w:val="0"/>
+          <w:sz w:val="30"/>
+          <w:szCs w:val="30"/>
+          <w:lang w:val="en-US" w:eastAsia="zh-CN"/>
+        </w:rPr>
+        <w:t>完成了</w:t>
+      </w:r>
+    </w:p>
+    <w:p>
+      <w:pPr>
+        <w:jc w:val="left"/>
+        <w:rPr>
+          <w:rFonts w:hint="default"/>
+          <w:sz w:val="32"/>
+          <w:szCs w:val="32"/>
+          <w:lang w:val="en-US" w:eastAsia="zh-CN"/>
+        </w:rPr>
+      </w:pPr>
+      <w:r>
+        <w:rPr>
+          <w:rFonts w:hint="default"/>
+          <w:sz w:val="32"/>
+          <w:szCs w:val="32"/>
+          <w:lang w:val="en-US" w:eastAsia="zh-CN"/>
+        </w:rPr>
+        <w:t xml:space="preserve">- </w:t>
+      </w:r>
+      <w:r>
+        <w:rPr>
+          <w:rFonts w:hint="eastAsia"/>
+          <w:sz w:val="32"/>
+          <w:szCs w:val="32"/>
+          <w:lang w:val="en-US" w:eastAsia="zh-CN"/>
+        </w:rPr>
+        <w:t>肌肉修型骨骼创建</w:t>
+      </w:r>
+    </w:p>
+    <w:p>
+      <w:pPr>
+        <w:jc w:val="left"/>
+        <w:rPr>
+          <w:rFonts w:hint="default"/>
+          <w:sz w:val="32"/>
+          <w:szCs w:val="32"/>
+          <w:lang w:val="en-US" w:eastAsia="zh-CN"/>
+        </w:rPr>
+      </w:pPr>
+      <w:r>
+        <w:rPr>
+          <w:rFonts w:hint="default"/>
+          <w:sz w:val="32"/>
+          <w:szCs w:val="32"/>
+          <w:lang w:val="en-US" w:eastAsia="zh-CN"/>
+        </w:rPr>
+        <w:t>- 绑定文件：MuscleMan_Rig_v03_001.ma</w:t>
+      </w:r>
+    </w:p>
+    <w:p>
+      <w:pPr>
+        <w:jc w:val="left"/>
+        <w:rPr>
+          <w:rFonts w:hint="default"/>
+          <w:sz w:val="32"/>
+          <w:szCs w:val="32"/>
+          <w:lang w:val="en-US" w:eastAsia="zh-CN"/>
+        </w:rPr>
+      </w:pPr>
+    </w:p>
+    <w:p>
+      <w:pPr>
+        <w:pStyle w:val="2"/>
+        <w:keepNext w:val="0"/>
+        <w:keepLines w:val="0"/>
+        <w:widowControl/>
+        <w:suppressLineNumbers w:val="0"/>
+        <w:pBdr>
+          <w:top w:val="none" w:color="auto" w:sz="0" w:space="0"/>
+          <w:left w:val="none" w:color="auto" w:sz="0" w:space="0"/>
+          <w:bottom w:val="none" w:color="auto" w:sz="0" w:space="0"/>
+          <w:right w:val="none" w:color="auto" w:sz="0" w:space="0"/>
+        </w:pBdr>
+        <w:wordWrap w:val="0"/>
+        <w:spacing w:before="0" w:beforeAutospacing="0" w:after="0" w:afterAutospacing="0" w:line="330" w:lineRule="atLeast"/>
+        <w:ind w:left="0" w:right="0" w:firstLine="0"/>
+        <w:rPr>
+          <w:rFonts w:hint="default" w:ascii="Consolas" w:hAnsi="Consolas" w:eastAsia="Consolas" w:cs="Consolas"/>
+          <w:caps w:val="0"/>
+          <w:color w:val="E45649"/>
+          <w:spacing w:val="0"/>
+          <w:sz w:val="30"/>
+          <w:szCs w:val="30"/>
+        </w:rPr>
+      </w:pPr>
+      <w:r>
+        <w:rPr>
+          <w:rFonts w:ascii="Segoe UI" w:hAnsi="Segoe UI" w:eastAsia="Segoe UI" w:cs="Segoe UI"/>
+          <w:b/>
+          <w:bCs/>
+          <w:i w:val="0"/>
+          <w:iCs w:val="0"/>
+          <w:caps w:val="0"/>
+          <w:color w:val="0F1115"/>
+          <w:spacing w:val="0"/>
+          <w:sz w:val="24"/>
+          <w:szCs w:val="24"/>
+          <w:shd w:val="clear" w:fill="FFFFFF"/>
+        </w:rPr>
+        <w:t>###</w:t>
+      </w:r>
+      <w:r>
+        <w:rPr>
+          <w:rFonts w:hint="eastAsia" w:ascii="Segoe UI" w:hAnsi="Segoe UI" w:cs="Segoe UI"/>
+          <w:b/>
+          <w:bCs/>
+          <w:i w:val="0"/>
+          <w:iCs w:val="0"/>
+          <w:caps w:val="0"/>
+          <w:color w:val="0F1115"/>
+          <w:spacing w:val="0"/>
+          <w:sz w:val="24"/>
+          <w:szCs w:val="24"/>
+          <w:shd w:val="clear" w:fill="FFFFFF"/>
+          <w:lang w:val="en-US" w:eastAsia="zh-CN"/>
+        </w:rPr>
+        <w:t xml:space="preserve"> </w:t>
+      </w:r>
+      <w:r>
+        <w:rPr>
+          <w:rFonts w:hint="default" w:ascii="Consolas" w:hAnsi="Consolas" w:eastAsia="Consolas" w:cs="Consolas"/>
+          <w:caps w:val="0"/>
+          <w:color w:val="E45649"/>
+          <w:spacing w:val="0"/>
+          <w:sz w:val="30"/>
+          <w:szCs w:val="30"/>
+        </w:rPr>
+        <w:t>待办</w:t>
+      </w:r>
+    </w:p>
+    <w:p>
+      <w:pPr>
+        <w:pStyle w:val="2"/>
+        <w:keepNext w:val="0"/>
+        <w:keepLines w:val="0"/>
+        <w:widowControl/>
+        <w:suppressLineNumbers w:val="0"/>
+        <w:pBdr>
+          <w:top w:val="none" w:color="auto" w:sz="0" w:space="0"/>
+          <w:left w:val="none" w:color="auto" w:sz="0" w:space="0"/>
+          <w:bottom w:val="none" w:color="auto" w:sz="0" w:space="0"/>
+          <w:right w:val="none" w:color="auto" w:sz="0" w:space="0"/>
+        </w:pBdr>
+        <w:wordWrap w:val="0"/>
+        <w:spacing w:before="0" w:beforeAutospacing="0" w:after="0" w:afterAutospacing="0" w:line="330" w:lineRule="atLeast"/>
+        <w:ind w:left="0" w:right="0" w:firstLine="0"/>
+        <w:rPr>
+          <w:rFonts w:hint="eastAsia" w:ascii="Consolas" w:hAnsi="Consolas" w:cs="Consolas"/>
+          <w:caps w:val="0"/>
+          <w:color w:val="0F1115"/>
+          <w:spacing w:val="0"/>
+          <w:sz w:val="30"/>
+          <w:szCs w:val="30"/>
+          <w:lang w:val="en-US" w:eastAsia="zh-CN"/>
+        </w:rPr>
+      </w:pPr>
+      <w:r>
+        <w:rPr>
+          <w:rFonts w:hint="default" w:ascii="Consolas" w:hAnsi="Consolas" w:eastAsia="Consolas" w:cs="Consolas"/>
+          <w:caps w:val="0"/>
+          <w:color w:val="383A42"/>
+          <w:spacing w:val="0"/>
+          <w:sz w:val="30"/>
+          <w:szCs w:val="30"/>
+        </w:rPr>
+        <w:t>-</w:t>
+      </w:r>
+      <w:r>
+        <w:rPr>
           <w:rFonts w:hint="default" w:ascii="Consolas" w:hAnsi="Consolas" w:eastAsia="Consolas" w:cs="Consolas"/>
           <w:caps w:val="0"/>
           <w:color w:val="0F1115"/>
@@ -3377,8 +3838,202 @@
           <w:szCs w:val="30"/>
           <w:lang w:val="en-US" w:eastAsia="zh-CN"/>
         </w:rPr>
+        <w:t>肌肉</w:t>
+      </w:r>
+      <w:r>
+        <w:rPr>
+          <w:rFonts w:hint="default" w:ascii="Consolas" w:hAnsi="Consolas" w:eastAsia="Consolas" w:cs="Consolas"/>
+          <w:caps w:val="0"/>
+          <w:color w:val="0F1115"/>
+          <w:spacing w:val="0"/>
+          <w:sz w:val="30"/>
+          <w:szCs w:val="30"/>
+        </w:rPr>
+        <w:t>修型</w:t>
+      </w:r>
+      <w:r>
+        <w:rPr>
+          <w:rFonts w:hint="eastAsia" w:ascii="Consolas" w:hAnsi="Consolas" w:cs="Consolas"/>
+          <w:caps w:val="0"/>
+          <w:color w:val="0F1115"/>
+          <w:spacing w:val="0"/>
+          <w:sz w:val="30"/>
+          <w:szCs w:val="30"/>
+          <w:lang w:val="en-US" w:eastAsia="zh-CN"/>
+        </w:rPr>
+        <w:t>驱动</w:t>
+      </w:r>
+    </w:p>
+    <w:p>
+      <w:pPr>
+        <w:pStyle w:val="2"/>
+        <w:keepNext w:val="0"/>
+        <w:keepLines w:val="0"/>
+        <w:widowControl/>
+        <w:suppressLineNumbers w:val="0"/>
+        <w:pBdr>
+          <w:top w:val="none" w:color="auto" w:sz="0" w:space="0"/>
+          <w:left w:val="none" w:color="auto" w:sz="0" w:space="0"/>
+          <w:bottom w:val="none" w:color="auto" w:sz="0" w:space="0"/>
+          <w:right w:val="none" w:color="auto" w:sz="0" w:space="0"/>
+        </w:pBdr>
+        <w:wordWrap w:val="0"/>
+        <w:spacing w:before="0" w:beforeAutospacing="0" w:after="0" w:afterAutospacing="0" w:line="330" w:lineRule="atLeast"/>
+        <w:ind w:left="0" w:right="0" w:firstLine="0"/>
+        <w:rPr>
+          <w:rFonts w:hint="eastAsia" w:ascii="Consolas" w:hAnsi="Consolas" w:cs="Consolas"/>
+          <w:caps w:val="0"/>
+          <w:color w:val="0F1115"/>
+          <w:spacing w:val="0"/>
+          <w:sz w:val="30"/>
+          <w:szCs w:val="30"/>
+          <w:lang w:val="en-US" w:eastAsia="zh-CN"/>
+        </w:rPr>
+      </w:pPr>
+      <w:r>
+        <w:rPr>
+          <w:rFonts w:hint="default" w:ascii="Consolas" w:hAnsi="Consolas" w:eastAsia="Consolas" w:cs="Consolas"/>
+          <w:caps w:val="0"/>
+          <w:color w:val="383A42"/>
+          <w:spacing w:val="0"/>
+          <w:sz w:val="30"/>
+          <w:szCs w:val="30"/>
+        </w:rPr>
+        <w:t>-</w:t>
+      </w:r>
+      <w:r>
+        <w:rPr>
+          <w:rFonts w:hint="default" w:ascii="Consolas" w:hAnsi="Consolas" w:eastAsia="Consolas" w:cs="Consolas"/>
+          <w:caps w:val="0"/>
+          <w:color w:val="0F1115"/>
+          <w:spacing w:val="0"/>
+          <w:sz w:val="30"/>
+          <w:szCs w:val="30"/>
+        </w:rPr>
+        <w:t xml:space="preserve"> [ ] </w:t>
+      </w:r>
+      <w:r>
+        <w:rPr>
+          <w:rFonts w:hint="eastAsia" w:ascii="Consolas" w:hAnsi="Consolas" w:cs="Consolas"/>
+          <w:caps w:val="0"/>
+          <w:color w:val="0F1115"/>
+          <w:spacing w:val="0"/>
+          <w:sz w:val="30"/>
+          <w:szCs w:val="30"/>
+          <w:lang w:val="en-US" w:eastAsia="zh-CN"/>
+        </w:rPr>
+        <w:t>肌肉</w:t>
+      </w:r>
+      <w:r>
+        <w:rPr>
+          <w:rFonts w:hint="default" w:ascii="Consolas" w:hAnsi="Consolas" w:eastAsia="Consolas" w:cs="Consolas"/>
+          <w:caps w:val="0"/>
+          <w:color w:val="0F1115"/>
+          <w:spacing w:val="0"/>
+          <w:sz w:val="30"/>
+          <w:szCs w:val="30"/>
+        </w:rPr>
+        <w:t>修型</w:t>
+      </w:r>
+      <w:r>
+        <w:rPr>
+          <w:rFonts w:hint="eastAsia" w:ascii="Consolas" w:hAnsi="Consolas" w:cs="Consolas"/>
+          <w:caps w:val="0"/>
+          <w:color w:val="0F1115"/>
+          <w:spacing w:val="0"/>
+          <w:sz w:val="30"/>
+          <w:szCs w:val="30"/>
+          <w:lang w:val="en-US" w:eastAsia="zh-CN"/>
+        </w:rPr>
+        <w:t>权重</w:t>
+      </w:r>
+    </w:p>
+    <w:p>
+      <w:pPr>
+        <w:pStyle w:val="2"/>
+        <w:keepNext w:val="0"/>
+        <w:keepLines w:val="0"/>
+        <w:widowControl/>
+        <w:suppressLineNumbers w:val="0"/>
+        <w:pBdr>
+          <w:top w:val="none" w:color="auto" w:sz="0" w:space="0"/>
+          <w:left w:val="none" w:color="auto" w:sz="0" w:space="0"/>
+          <w:bottom w:val="none" w:color="auto" w:sz="0" w:space="0"/>
+          <w:right w:val="none" w:color="auto" w:sz="0" w:space="0"/>
+        </w:pBdr>
+        <w:wordWrap w:val="0"/>
+        <w:spacing w:before="0" w:beforeAutospacing="0" w:after="0" w:afterAutospacing="0" w:line="330" w:lineRule="atLeast"/>
+        <w:ind w:left="0" w:right="0" w:firstLine="0"/>
+        <w:rPr>
+          <w:rFonts w:hint="default"/>
+          <w:sz w:val="32"/>
+          <w:szCs w:val="32"/>
+          <w:lang w:val="en-US" w:eastAsia="zh-CN"/>
+        </w:rPr>
+      </w:pPr>
+      <w:r>
+        <w:rPr>
+          <w:rFonts w:hint="default" w:ascii="Consolas" w:hAnsi="Consolas" w:eastAsia="Consolas" w:cs="Consolas"/>
+          <w:caps w:val="0"/>
+          <w:color w:val="383A42"/>
+          <w:spacing w:val="0"/>
+          <w:sz w:val="30"/>
+          <w:szCs w:val="30"/>
+        </w:rPr>
+        <w:t>-</w:t>
+      </w:r>
+      <w:r>
+        <w:rPr>
+          <w:rFonts w:hint="default" w:ascii="Consolas" w:hAnsi="Consolas" w:eastAsia="Consolas" w:cs="Consolas"/>
+          <w:caps w:val="0"/>
+          <w:color w:val="0F1115"/>
+          <w:spacing w:val="0"/>
+          <w:sz w:val="30"/>
+          <w:szCs w:val="30"/>
+        </w:rPr>
+        <w:t xml:space="preserve"> [ ] </w:t>
+      </w:r>
+      <w:r>
+        <w:rPr>
+          <w:rFonts w:hint="eastAsia" w:ascii="Consolas" w:hAnsi="Consolas" w:cs="Consolas"/>
+          <w:caps w:val="0"/>
+          <w:color w:val="0F1115"/>
+          <w:spacing w:val="0"/>
+          <w:sz w:val="30"/>
+          <w:szCs w:val="30"/>
+          <w:lang w:val="en-US" w:eastAsia="zh-CN"/>
+        </w:rPr>
         <w:t>绑定文件落地UE引擎</w:t>
       </w:r>
+    </w:p>
+    <w:p>
+      <w:pPr>
+        <w:pStyle w:val="2"/>
+        <w:keepNext w:val="0"/>
+        <w:keepLines w:val="0"/>
+        <w:widowControl/>
+        <w:suppressLineNumbers w:val="0"/>
+        <w:pBdr>
+          <w:top w:val="none" w:color="auto" w:sz="0" w:space="0"/>
+          <w:left w:val="none" w:color="auto" w:sz="0" w:space="0"/>
+          <w:bottom w:val="none" w:color="auto" w:sz="0" w:space="0"/>
+          <w:right w:val="none" w:color="auto" w:sz="0" w:space="0"/>
+        </w:pBdr>
+        <w:wordWrap w:val="0"/>
+        <w:spacing w:before="0" w:beforeAutospacing="0" w:after="0" w:afterAutospacing="0" w:line="330" w:lineRule="atLeast"/>
+        <w:ind w:left="0" w:right="0" w:firstLine="0"/>
+        <w:rPr>
+          <w:rFonts w:hint="default" w:ascii="Consolas" w:hAnsi="Consolas" w:cs="Consolas"/>
+          <w:caps w:val="0"/>
+          <w:color w:val="0F1115"/>
+          <w:spacing w:val="0"/>
+          <w:sz w:val="30"/>
+          <w:szCs w:val="30"/>
+          <w:lang w:val="en-US" w:eastAsia="zh-CN"/>
+        </w:rPr>
+      </w:pPr>
+      <w:bookmarkStart w:id="0" w:name="_GoBack"/>
+      <w:bookmarkEnd w:id="0"/>
     </w:p>
     <w:sectPr>
       <w:pgSz w:w="11906" w:h="16838"/>

--- a/scenes/MuscleMan/肌肉男绑定案例.docx
+++ b/scenes/MuscleMan/肌肉男绑定案例.docx
@@ -3923,6 +3923,766 @@
           <w:lang w:val="en-US" w:eastAsia="zh-CN"/>
         </w:rPr>
         <w:t>肌肉</w:t>
+      </w:r>
+      <w:r>
+        <w:rPr>
+          <w:rFonts w:hint="default" w:ascii="Consolas" w:hAnsi="Consolas" w:eastAsia="Consolas" w:cs="Consolas"/>
+          <w:caps w:val="0"/>
+          <w:color w:val="0F1115"/>
+          <w:spacing w:val="0"/>
+          <w:sz w:val="30"/>
+          <w:szCs w:val="30"/>
+        </w:rPr>
+        <w:t>修型</w:t>
+      </w:r>
+      <w:r>
+        <w:rPr>
+          <w:rFonts w:hint="eastAsia" w:ascii="Consolas" w:hAnsi="Consolas" w:cs="Consolas"/>
+          <w:caps w:val="0"/>
+          <w:color w:val="0F1115"/>
+          <w:spacing w:val="0"/>
+          <w:sz w:val="30"/>
+          <w:szCs w:val="30"/>
+          <w:lang w:val="en-US" w:eastAsia="zh-CN"/>
+        </w:rPr>
+        <w:t>权重</w:t>
+      </w:r>
+    </w:p>
+    <w:p>
+      <w:pPr>
+        <w:pStyle w:val="2"/>
+        <w:keepNext w:val="0"/>
+        <w:keepLines w:val="0"/>
+        <w:widowControl/>
+        <w:suppressLineNumbers w:val="0"/>
+        <w:pBdr>
+          <w:top w:val="none" w:color="auto" w:sz="0" w:space="0"/>
+          <w:left w:val="none" w:color="auto" w:sz="0" w:space="0"/>
+          <w:bottom w:val="none" w:color="auto" w:sz="0" w:space="0"/>
+          <w:right w:val="none" w:color="auto" w:sz="0" w:space="0"/>
+        </w:pBdr>
+        <w:wordWrap w:val="0"/>
+        <w:spacing w:before="0" w:beforeAutospacing="0" w:after="0" w:afterAutospacing="0" w:line="330" w:lineRule="atLeast"/>
+        <w:ind w:left="0" w:right="0" w:firstLine="0"/>
+        <w:rPr>
+          <w:rFonts w:hint="default"/>
+          <w:sz w:val="32"/>
+          <w:szCs w:val="32"/>
+          <w:lang w:val="en-US" w:eastAsia="zh-CN"/>
+        </w:rPr>
+      </w:pPr>
+      <w:r>
+        <w:rPr>
+          <w:rFonts w:hint="default" w:ascii="Consolas" w:hAnsi="Consolas" w:eastAsia="Consolas" w:cs="Consolas"/>
+          <w:caps w:val="0"/>
+          <w:color w:val="383A42"/>
+          <w:spacing w:val="0"/>
+          <w:sz w:val="30"/>
+          <w:szCs w:val="30"/>
+        </w:rPr>
+        <w:t>-</w:t>
+      </w:r>
+      <w:r>
+        <w:rPr>
+          <w:rFonts w:hint="default" w:ascii="Consolas" w:hAnsi="Consolas" w:eastAsia="Consolas" w:cs="Consolas"/>
+          <w:caps w:val="0"/>
+          <w:color w:val="0F1115"/>
+          <w:spacing w:val="0"/>
+          <w:sz w:val="30"/>
+          <w:szCs w:val="30"/>
+        </w:rPr>
+        <w:t xml:space="preserve"> [ ] </w:t>
+      </w:r>
+      <w:r>
+        <w:rPr>
+          <w:rFonts w:hint="eastAsia" w:ascii="Consolas" w:hAnsi="Consolas" w:cs="Consolas"/>
+          <w:caps w:val="0"/>
+          <w:color w:val="0F1115"/>
+          <w:spacing w:val="0"/>
+          <w:sz w:val="30"/>
+          <w:szCs w:val="30"/>
+          <w:lang w:val="en-US" w:eastAsia="zh-CN"/>
+        </w:rPr>
+        <w:t>绑定文件落地UE引擎</w:t>
+      </w:r>
+    </w:p>
+    <w:p>
+      <w:pPr>
+        <w:pStyle w:val="2"/>
+        <w:keepNext w:val="0"/>
+        <w:keepLines w:val="0"/>
+        <w:widowControl/>
+        <w:suppressLineNumbers w:val="0"/>
+        <w:pBdr>
+          <w:top w:val="none" w:color="auto" w:sz="0" w:space="0"/>
+          <w:left w:val="none" w:color="auto" w:sz="0" w:space="0"/>
+          <w:bottom w:val="none" w:color="auto" w:sz="0" w:space="0"/>
+          <w:right w:val="none" w:color="auto" w:sz="0" w:space="0"/>
+        </w:pBdr>
+        <w:wordWrap w:val="0"/>
+        <w:spacing w:before="0" w:beforeAutospacing="0" w:after="0" w:afterAutospacing="0" w:line="330" w:lineRule="atLeast"/>
+        <w:ind w:left="0" w:right="0" w:firstLine="0"/>
+        <w:rPr>
+          <w:rFonts w:hint="default" w:ascii="Consolas" w:hAnsi="Consolas" w:cs="Consolas"/>
+          <w:caps w:val="0"/>
+          <w:color w:val="0F1115"/>
+          <w:spacing w:val="0"/>
+          <w:sz w:val="30"/>
+          <w:szCs w:val="30"/>
+          <w:lang w:val="en-US" w:eastAsia="zh-CN"/>
+        </w:rPr>
+      </w:pPr>
+    </w:p>
+    <w:p>
+      <w:pPr>
+        <w:pStyle w:val="2"/>
+        <w:keepNext w:val="0"/>
+        <w:keepLines w:val="0"/>
+        <w:widowControl/>
+        <w:suppressLineNumbers w:val="0"/>
+        <w:pBdr>
+          <w:top w:val="none" w:color="auto" w:sz="0" w:space="0"/>
+          <w:left w:val="none" w:color="auto" w:sz="0" w:space="0"/>
+          <w:bottom w:val="none" w:color="auto" w:sz="0" w:space="0"/>
+          <w:right w:val="none" w:color="auto" w:sz="0" w:space="0"/>
+        </w:pBdr>
+        <w:wordWrap w:val="0"/>
+        <w:spacing w:before="0" w:beforeAutospacing="0" w:after="0" w:afterAutospacing="0" w:line="330" w:lineRule="atLeast"/>
+        <w:ind w:left="0" w:right="0" w:firstLine="0"/>
+        <w:rPr>
+          <w:rFonts w:hint="default" w:ascii="Consolas" w:hAnsi="Consolas" w:cs="Consolas"/>
+          <w:caps w:val="0"/>
+          <w:color w:val="0F1115"/>
+          <w:spacing w:val="0"/>
+          <w:sz w:val="30"/>
+          <w:szCs w:val="30"/>
+          <w:lang w:val="en-US" w:eastAsia="zh-CN"/>
+        </w:rPr>
+      </w:pPr>
+    </w:p>
+    <w:p>
+      <w:pPr>
+        <w:pStyle w:val="2"/>
+        <w:keepNext w:val="0"/>
+        <w:keepLines w:val="0"/>
+        <w:widowControl/>
+        <w:suppressLineNumbers w:val="0"/>
+        <w:pBdr>
+          <w:top w:val="none" w:color="auto" w:sz="0" w:space="0"/>
+          <w:left w:val="none" w:color="auto" w:sz="0" w:space="0"/>
+          <w:bottom w:val="none" w:color="auto" w:sz="0" w:space="0"/>
+          <w:right w:val="none" w:color="auto" w:sz="0" w:space="0"/>
+        </w:pBdr>
+        <w:wordWrap w:val="0"/>
+        <w:spacing w:before="0" w:beforeAutospacing="0" w:after="0" w:afterAutospacing="0" w:line="330" w:lineRule="atLeast"/>
+        <w:ind w:left="0" w:right="0" w:firstLine="0"/>
+        <w:rPr>
+          <w:rFonts w:hint="default"/>
+          <w:sz w:val="32"/>
+          <w:szCs w:val="32"/>
+          <w:lang w:val="en-US" w:eastAsia="zh-CN"/>
+        </w:rPr>
+      </w:pPr>
+      <w:r>
+        <w:rPr>
+          <w:rFonts w:hint="default" w:ascii="Consolas" w:hAnsi="Consolas" w:eastAsia="Consolas" w:cs="Consolas"/>
+          <w:caps w:val="0"/>
+          <w:color w:val="383A42"/>
+          <w:spacing w:val="0"/>
+          <w:sz w:val="36"/>
+          <w:szCs w:val="36"/>
+        </w:rPr>
+        <w:t>##</w:t>
+      </w:r>
+      <w:r>
+        <w:rPr>
+          <w:rFonts w:hint="default" w:ascii="Consolas" w:hAnsi="Consolas" w:eastAsia="Consolas" w:cs="Consolas"/>
+          <w:caps w:val="0"/>
+          <w:color w:val="E45649"/>
+          <w:spacing w:val="0"/>
+          <w:sz w:val="36"/>
+          <w:szCs w:val="36"/>
+        </w:rPr>
+        <w:t xml:space="preserve"> 202</w:t>
+      </w:r>
+      <w:r>
+        <w:rPr>
+          <w:rFonts w:hint="eastAsia" w:ascii="Consolas" w:hAnsi="Consolas" w:cs="Consolas"/>
+          <w:caps w:val="0"/>
+          <w:color w:val="E45649"/>
+          <w:spacing w:val="0"/>
+          <w:sz w:val="36"/>
+          <w:szCs w:val="36"/>
+          <w:lang w:val="en-US" w:eastAsia="zh-CN"/>
+        </w:rPr>
+        <w:t>6</w:t>
+      </w:r>
+      <w:r>
+        <w:rPr>
+          <w:rFonts w:hint="default" w:ascii="Consolas" w:hAnsi="Consolas" w:eastAsia="Consolas" w:cs="Consolas"/>
+          <w:caps w:val="0"/>
+          <w:color w:val="E45649"/>
+          <w:spacing w:val="0"/>
+          <w:sz w:val="36"/>
+          <w:szCs w:val="36"/>
+        </w:rPr>
+        <w:t>-</w:t>
+      </w:r>
+      <w:r>
+        <w:rPr>
+          <w:rFonts w:hint="eastAsia" w:ascii="Consolas" w:hAnsi="Consolas" w:cs="Consolas"/>
+          <w:caps w:val="0"/>
+          <w:color w:val="E45649"/>
+          <w:spacing w:val="0"/>
+          <w:sz w:val="36"/>
+          <w:szCs w:val="36"/>
+          <w:lang w:val="en-US" w:eastAsia="zh-CN"/>
+        </w:rPr>
+        <w:t>10</w:t>
+      </w:r>
+      <w:r>
+        <w:rPr>
+          <w:rFonts w:hint="default" w:ascii="Consolas" w:hAnsi="Consolas" w:eastAsia="Consolas" w:cs="Consolas"/>
+          <w:caps w:val="0"/>
+          <w:color w:val="E45649"/>
+          <w:spacing w:val="0"/>
+          <w:sz w:val="36"/>
+          <w:szCs w:val="36"/>
+        </w:rPr>
+        <w:t>-</w:t>
+      </w:r>
+      <w:r>
+        <w:rPr>
+          <w:rFonts w:hint="eastAsia" w:ascii="Consolas" w:hAnsi="Consolas" w:cs="Consolas"/>
+          <w:caps w:val="0"/>
+          <w:color w:val="E45649"/>
+          <w:spacing w:val="0"/>
+          <w:sz w:val="36"/>
+          <w:szCs w:val="36"/>
+          <w:lang w:val="en-US" w:eastAsia="zh-CN"/>
+        </w:rPr>
+        <w:t>10</w:t>
+      </w:r>
+      <w:r>
+        <w:rPr>
+          <w:rFonts w:hint="default" w:ascii="Consolas" w:hAnsi="Consolas" w:eastAsia="Consolas" w:cs="Consolas"/>
+          <w:caps w:val="0"/>
+          <w:color w:val="E45649"/>
+          <w:spacing w:val="0"/>
+          <w:sz w:val="36"/>
+          <w:szCs w:val="36"/>
+        </w:rPr>
+        <w:t xml:space="preserve"> </w:t>
+      </w:r>
+      <w:r>
+        <w:rPr>
+          <w:rFonts w:hint="eastAsia" w:ascii="Consolas" w:hAnsi="Consolas" w:cs="Consolas"/>
+          <w:caps w:val="0"/>
+          <w:color w:val="E45649"/>
+          <w:spacing w:val="0"/>
+          <w:sz w:val="36"/>
+          <w:szCs w:val="36"/>
+          <w:lang w:val="en-US" w:eastAsia="zh-CN"/>
+        </w:rPr>
+        <w:t>| 大部分角色关节修型</w:t>
+      </w:r>
+    </w:p>
+    <w:p>
+      <w:pPr>
+        <w:pStyle w:val="2"/>
+        <w:keepNext w:val="0"/>
+        <w:keepLines w:val="0"/>
+        <w:widowControl/>
+        <w:suppressLineNumbers w:val="0"/>
+        <w:pBdr>
+          <w:top w:val="none" w:color="auto" w:sz="0" w:space="0"/>
+          <w:left w:val="none" w:color="auto" w:sz="0" w:space="0"/>
+          <w:bottom w:val="none" w:color="auto" w:sz="0" w:space="0"/>
+          <w:right w:val="none" w:color="auto" w:sz="0" w:space="0"/>
+        </w:pBdr>
+        <w:wordWrap w:val="0"/>
+        <w:spacing w:before="0" w:beforeAutospacing="0" w:after="0" w:afterAutospacing="0" w:line="330" w:lineRule="atLeast"/>
+        <w:ind w:left="0" w:right="0" w:firstLine="0"/>
+        <w:rPr>
+          <w:rFonts w:hint="default" w:ascii="Consolas" w:hAnsi="Consolas" w:eastAsia="宋体" w:cs="Consolas"/>
+          <w:caps w:val="0"/>
+          <w:color w:val="E45649"/>
+          <w:spacing w:val="0"/>
+          <w:sz w:val="30"/>
+          <w:szCs w:val="30"/>
+          <w:lang w:val="en-US" w:eastAsia="zh-CN"/>
+        </w:rPr>
+      </w:pPr>
+      <w:r>
+        <w:rPr>
+          <w:rFonts w:hint="default" w:ascii="Consolas" w:hAnsi="Consolas" w:eastAsia="Consolas" w:cs="Consolas"/>
+          <w:caps w:val="0"/>
+          <w:color w:val="383A42"/>
+          <w:spacing w:val="0"/>
+          <w:sz w:val="30"/>
+          <w:szCs w:val="30"/>
+        </w:rPr>
+        <w:t>###</w:t>
+      </w:r>
+      <w:r>
+        <w:rPr>
+          <w:rFonts w:hint="default" w:ascii="Consolas" w:hAnsi="Consolas" w:eastAsia="Consolas" w:cs="Consolas"/>
+          <w:caps w:val="0"/>
+          <w:color w:val="E45649"/>
+          <w:spacing w:val="0"/>
+          <w:sz w:val="30"/>
+          <w:szCs w:val="30"/>
+        </w:rPr>
+        <w:t xml:space="preserve"> </w:t>
+      </w:r>
+      <w:r>
+        <w:rPr>
+          <w:rFonts w:hint="eastAsia" w:ascii="Consolas" w:hAnsi="Consolas" w:cs="Consolas"/>
+          <w:caps w:val="0"/>
+          <w:color w:val="E45649"/>
+          <w:spacing w:val="0"/>
+          <w:sz w:val="30"/>
+          <w:szCs w:val="30"/>
+          <w:lang w:val="en-US" w:eastAsia="zh-CN"/>
+        </w:rPr>
+        <w:t>完成了</w:t>
+      </w:r>
+    </w:p>
+    <w:p>
+      <w:pPr>
+        <w:jc w:val="left"/>
+        <w:rPr>
+          <w:rFonts w:hint="eastAsia"/>
+          <w:sz w:val="32"/>
+          <w:szCs w:val="32"/>
+          <w:lang w:val="en-US" w:eastAsia="zh-CN"/>
+        </w:rPr>
+      </w:pPr>
+      <w:r>
+        <w:rPr>
+          <w:rFonts w:hint="default"/>
+          <w:sz w:val="32"/>
+          <w:szCs w:val="32"/>
+          <w:lang w:val="en-US" w:eastAsia="zh-CN"/>
+        </w:rPr>
+        <w:t xml:space="preserve">- </w:t>
+      </w:r>
+      <w:r>
+        <w:rPr>
+          <w:rFonts w:hint="eastAsia"/>
+          <w:sz w:val="32"/>
+          <w:szCs w:val="32"/>
+          <w:lang w:val="en-US" w:eastAsia="zh-CN"/>
+        </w:rPr>
+        <w:t>大臂，手肘，大腿，膝盖等关节肌肉修型</w:t>
+      </w:r>
+    </w:p>
+    <w:p>
+      <w:pPr>
+        <w:jc w:val="left"/>
+        <w:rPr>
+          <w:rFonts w:hint="default"/>
+          <w:sz w:val="32"/>
+          <w:szCs w:val="32"/>
+          <w:lang w:val="en-US" w:eastAsia="zh-CN"/>
+        </w:rPr>
+      </w:pPr>
+      <w:r>
+        <w:rPr>
+          <w:rFonts w:hint="default"/>
+          <w:sz w:val="32"/>
+          <w:szCs w:val="32"/>
+          <w:lang w:val="en-US" w:eastAsia="zh-CN"/>
+        </w:rPr>
+        <w:t>- 绑定文件：MuscleMan_Rig_v03_00</w:t>
+      </w:r>
+      <w:r>
+        <w:rPr>
+          <w:rFonts w:hint="eastAsia"/>
+          <w:sz w:val="32"/>
+          <w:szCs w:val="32"/>
+          <w:lang w:val="en-US" w:eastAsia="zh-CN"/>
+        </w:rPr>
+        <w:t>2</w:t>
+      </w:r>
+      <w:r>
+        <w:rPr>
+          <w:rFonts w:hint="default"/>
+          <w:sz w:val="32"/>
+          <w:szCs w:val="32"/>
+          <w:lang w:val="en-US" w:eastAsia="zh-CN"/>
+        </w:rPr>
+        <w:t>.ma</w:t>
+      </w:r>
+    </w:p>
+    <w:p>
+      <w:pPr>
+        <w:jc w:val="left"/>
+        <w:rPr>
+          <w:rFonts w:hint="default"/>
+          <w:sz w:val="32"/>
+          <w:szCs w:val="32"/>
+          <w:lang w:val="en-US" w:eastAsia="zh-CN"/>
+        </w:rPr>
+      </w:pPr>
+      <w:r>
+        <w:rPr>
+          <w:rFonts w:hint="default"/>
+          <w:sz w:val="32"/>
+          <w:szCs w:val="32"/>
+          <w:lang w:val="en-US" w:eastAsia="zh-CN"/>
+        </w:rPr>
+        <w:t>- 绑定文件：MuscleMan_Rig_v03_00</w:t>
+      </w:r>
+      <w:r>
+        <w:rPr>
+          <w:rFonts w:hint="eastAsia"/>
+          <w:sz w:val="32"/>
+          <w:szCs w:val="32"/>
+          <w:lang w:val="en-US" w:eastAsia="zh-CN"/>
+        </w:rPr>
+        <w:t>3</w:t>
+      </w:r>
+      <w:r>
+        <w:rPr>
+          <w:rFonts w:hint="default"/>
+          <w:sz w:val="32"/>
+          <w:szCs w:val="32"/>
+          <w:lang w:val="en-US" w:eastAsia="zh-CN"/>
+        </w:rPr>
+        <w:t>.ma</w:t>
+      </w:r>
+    </w:p>
+    <w:p>
+      <w:pPr>
+        <w:jc w:val="left"/>
+        <w:rPr>
+          <w:rFonts w:hint="default"/>
+          <w:sz w:val="32"/>
+          <w:szCs w:val="32"/>
+          <w:lang w:val="en-US" w:eastAsia="zh-CN"/>
+        </w:rPr>
+      </w:pPr>
+    </w:p>
+    <w:p>
+      <w:pPr>
+        <w:pStyle w:val="2"/>
+        <w:keepNext w:val="0"/>
+        <w:keepLines w:val="0"/>
+        <w:widowControl/>
+        <w:suppressLineNumbers w:val="0"/>
+        <w:pBdr>
+          <w:top w:val="none" w:color="auto" w:sz="0" w:space="0"/>
+          <w:left w:val="none" w:color="auto" w:sz="0" w:space="0"/>
+          <w:bottom w:val="none" w:color="auto" w:sz="0" w:space="0"/>
+          <w:right w:val="none" w:color="auto" w:sz="0" w:space="0"/>
+        </w:pBdr>
+        <w:wordWrap w:val="0"/>
+        <w:spacing w:before="0" w:beforeAutospacing="0" w:after="0" w:afterAutospacing="0" w:line="330" w:lineRule="atLeast"/>
+        <w:ind w:left="0" w:right="0" w:firstLine="0"/>
+        <w:rPr>
+          <w:rFonts w:hint="eastAsia" w:ascii="Consolas" w:hAnsi="Consolas" w:eastAsia="宋体" w:cs="Consolas"/>
+          <w:caps w:val="0"/>
+          <w:color w:val="E45649"/>
+          <w:spacing w:val="0"/>
+          <w:sz w:val="30"/>
+          <w:szCs w:val="30"/>
+          <w:lang w:eastAsia="zh-CN"/>
+        </w:rPr>
+      </w:pPr>
+      <w:r>
+        <w:rPr>
+          <w:rFonts w:ascii="Segoe UI" w:hAnsi="Segoe UI" w:eastAsia="Segoe UI" w:cs="Segoe UI"/>
+          <w:b/>
+          <w:bCs/>
+          <w:i w:val="0"/>
+          <w:iCs w:val="0"/>
+          <w:caps w:val="0"/>
+          <w:color w:val="0F1115"/>
+          <w:spacing w:val="0"/>
+          <w:sz w:val="24"/>
+          <w:szCs w:val="24"/>
+          <w:shd w:val="clear" w:fill="FFFFFF"/>
+        </w:rPr>
+        <w:t>###</w:t>
+      </w:r>
+      <w:r>
+        <w:rPr>
+          <w:rFonts w:hint="eastAsia" w:ascii="Segoe UI" w:hAnsi="Segoe UI" w:cs="Segoe UI"/>
+          <w:b/>
+          <w:bCs/>
+          <w:i w:val="0"/>
+          <w:iCs w:val="0"/>
+          <w:caps w:val="0"/>
+          <w:color w:val="0F1115"/>
+          <w:spacing w:val="0"/>
+          <w:sz w:val="24"/>
+          <w:szCs w:val="24"/>
+          <w:shd w:val="clear" w:fill="FFFFFF"/>
+          <w:lang w:val="en-US" w:eastAsia="zh-CN"/>
+        </w:rPr>
+        <w:t xml:space="preserve"> </w:t>
+      </w:r>
+      <w:r>
+        <w:rPr>
+          <w:rFonts w:hint="eastAsia" w:ascii="Consolas" w:hAnsi="Consolas" w:cs="Consolas"/>
+          <w:caps w:val="0"/>
+          <w:color w:val="E45649"/>
+          <w:spacing w:val="0"/>
+          <w:sz w:val="30"/>
+          <w:szCs w:val="30"/>
+          <w:lang w:val="en-US" w:eastAsia="zh-CN"/>
+        </w:rPr>
+        <w:t>注释</w:t>
+      </w:r>
+    </w:p>
+    <w:p>
+      <w:pPr>
+        <w:pStyle w:val="2"/>
+        <w:keepNext w:val="0"/>
+        <w:keepLines w:val="0"/>
+        <w:widowControl/>
+        <w:suppressLineNumbers w:val="0"/>
+        <w:pBdr>
+          <w:top w:val="none" w:color="auto" w:sz="0" w:space="0"/>
+          <w:left w:val="none" w:color="auto" w:sz="0" w:space="0"/>
+          <w:bottom w:val="none" w:color="auto" w:sz="0" w:space="0"/>
+          <w:right w:val="none" w:color="auto" w:sz="0" w:space="0"/>
+        </w:pBdr>
+        <w:wordWrap w:val="0"/>
+        <w:spacing w:before="0" w:beforeAutospacing="0" w:after="0" w:afterAutospacing="0" w:line="330" w:lineRule="atLeast"/>
+        <w:ind w:left="0" w:right="0" w:firstLine="0"/>
+        <w:rPr>
+          <w:rFonts w:hint="default" w:ascii="Consolas" w:hAnsi="Consolas" w:cs="Consolas"/>
+          <w:caps w:val="0"/>
+          <w:color w:val="0F1115"/>
+          <w:spacing w:val="0"/>
+          <w:sz w:val="30"/>
+          <w:szCs w:val="30"/>
+          <w:lang w:val="en-US" w:eastAsia="zh-CN"/>
+        </w:rPr>
+      </w:pPr>
+      <w:r>
+        <w:rPr>
+          <w:rFonts w:hint="default" w:ascii="Consolas" w:hAnsi="Consolas" w:eastAsia="Consolas" w:cs="Consolas"/>
+          <w:caps w:val="0"/>
+          <w:color w:val="383A42"/>
+          <w:spacing w:val="0"/>
+          <w:sz w:val="30"/>
+          <w:szCs w:val="30"/>
+        </w:rPr>
+        <w:t>-</w:t>
+      </w:r>
+      <w:r>
+        <w:rPr>
+          <w:rFonts w:hint="default" w:ascii="Consolas" w:hAnsi="Consolas" w:eastAsia="Consolas" w:cs="Consolas"/>
+          <w:caps w:val="0"/>
+          <w:color w:val="0F1115"/>
+          <w:spacing w:val="0"/>
+          <w:sz w:val="30"/>
+          <w:szCs w:val="30"/>
+        </w:rPr>
+        <w:t xml:space="preserve"> [ ] </w:t>
+      </w:r>
+      <w:r>
+        <w:rPr>
+          <w:rFonts w:hint="default"/>
+          <w:sz w:val="32"/>
+          <w:szCs w:val="32"/>
+          <w:lang w:val="en-US" w:eastAsia="zh-CN"/>
+        </w:rPr>
+        <w:t>MuscleMan_Rig_v03_00</w:t>
+      </w:r>
+      <w:r>
+        <w:rPr>
+          <w:rFonts w:hint="eastAsia"/>
+          <w:sz w:val="32"/>
+          <w:szCs w:val="32"/>
+          <w:lang w:val="en-US" w:eastAsia="zh-CN"/>
+        </w:rPr>
+        <w:t>2</w:t>
+      </w:r>
+      <w:r>
+        <w:rPr>
+          <w:rFonts w:hint="default"/>
+          <w:sz w:val="32"/>
+          <w:szCs w:val="32"/>
+          <w:lang w:val="en-US" w:eastAsia="zh-CN"/>
+        </w:rPr>
+        <w:t>.ma</w:t>
+      </w:r>
+      <w:r>
+        <w:rPr>
+          <w:rFonts w:hint="eastAsia"/>
+          <w:sz w:val="32"/>
+          <w:szCs w:val="32"/>
+          <w:lang w:val="en-US" w:eastAsia="zh-CN"/>
+        </w:rPr>
+        <w:t xml:space="preserve">  骨骼修型动画帧留存</w:t>
+      </w:r>
+    </w:p>
+    <w:p>
+      <w:pPr>
+        <w:jc w:val="left"/>
+        <w:rPr>
+          <w:rFonts w:hint="default"/>
+          <w:sz w:val="32"/>
+          <w:szCs w:val="32"/>
+          <w:lang w:val="en-US" w:eastAsia="zh-CN"/>
+        </w:rPr>
+      </w:pPr>
+    </w:p>
+    <w:p>
+      <w:pPr>
+        <w:pStyle w:val="2"/>
+        <w:keepNext w:val="0"/>
+        <w:keepLines w:val="0"/>
+        <w:widowControl/>
+        <w:suppressLineNumbers w:val="0"/>
+        <w:pBdr>
+          <w:top w:val="none" w:color="auto" w:sz="0" w:space="0"/>
+          <w:left w:val="none" w:color="auto" w:sz="0" w:space="0"/>
+          <w:bottom w:val="none" w:color="auto" w:sz="0" w:space="0"/>
+          <w:right w:val="none" w:color="auto" w:sz="0" w:space="0"/>
+        </w:pBdr>
+        <w:wordWrap w:val="0"/>
+        <w:spacing w:before="0" w:beforeAutospacing="0" w:after="0" w:afterAutospacing="0" w:line="330" w:lineRule="atLeast"/>
+        <w:ind w:left="0" w:right="0" w:firstLine="0"/>
+        <w:rPr>
+          <w:rFonts w:hint="default" w:ascii="Consolas" w:hAnsi="Consolas" w:eastAsia="Consolas" w:cs="Consolas"/>
+          <w:caps w:val="0"/>
+          <w:color w:val="E45649"/>
+          <w:spacing w:val="0"/>
+          <w:sz w:val="30"/>
+          <w:szCs w:val="30"/>
+        </w:rPr>
+      </w:pPr>
+      <w:r>
+        <w:rPr>
+          <w:rFonts w:ascii="Segoe UI" w:hAnsi="Segoe UI" w:eastAsia="Segoe UI" w:cs="Segoe UI"/>
+          <w:b/>
+          <w:bCs/>
+          <w:i w:val="0"/>
+          <w:iCs w:val="0"/>
+          <w:caps w:val="0"/>
+          <w:color w:val="0F1115"/>
+          <w:spacing w:val="0"/>
+          <w:sz w:val="24"/>
+          <w:szCs w:val="24"/>
+          <w:shd w:val="clear" w:fill="FFFFFF"/>
+        </w:rPr>
+        <w:t>###</w:t>
+      </w:r>
+      <w:r>
+        <w:rPr>
+          <w:rFonts w:hint="eastAsia" w:ascii="Segoe UI" w:hAnsi="Segoe UI" w:cs="Segoe UI"/>
+          <w:b/>
+          <w:bCs/>
+          <w:i w:val="0"/>
+          <w:iCs w:val="0"/>
+          <w:caps w:val="0"/>
+          <w:color w:val="0F1115"/>
+          <w:spacing w:val="0"/>
+          <w:sz w:val="24"/>
+          <w:szCs w:val="24"/>
+          <w:shd w:val="clear" w:fill="FFFFFF"/>
+          <w:lang w:val="en-US" w:eastAsia="zh-CN"/>
+        </w:rPr>
+        <w:t xml:space="preserve"> </w:t>
+      </w:r>
+      <w:r>
+        <w:rPr>
+          <w:rFonts w:hint="default" w:ascii="Consolas" w:hAnsi="Consolas" w:eastAsia="Consolas" w:cs="Consolas"/>
+          <w:caps w:val="0"/>
+          <w:color w:val="E45649"/>
+          <w:spacing w:val="0"/>
+          <w:sz w:val="30"/>
+          <w:szCs w:val="30"/>
+        </w:rPr>
+        <w:t>待办</w:t>
+      </w:r>
+    </w:p>
+    <w:p>
+      <w:pPr>
+        <w:pStyle w:val="2"/>
+        <w:keepNext w:val="0"/>
+        <w:keepLines w:val="0"/>
+        <w:widowControl/>
+        <w:suppressLineNumbers w:val="0"/>
+        <w:pBdr>
+          <w:top w:val="none" w:color="auto" w:sz="0" w:space="0"/>
+          <w:left w:val="none" w:color="auto" w:sz="0" w:space="0"/>
+          <w:bottom w:val="none" w:color="auto" w:sz="0" w:space="0"/>
+          <w:right w:val="none" w:color="auto" w:sz="0" w:space="0"/>
+        </w:pBdr>
+        <w:wordWrap w:val="0"/>
+        <w:spacing w:before="0" w:beforeAutospacing="0" w:after="0" w:afterAutospacing="0" w:line="330" w:lineRule="atLeast"/>
+        <w:ind w:left="0" w:right="0" w:firstLine="0"/>
+        <w:rPr>
+          <w:rFonts w:hint="default" w:ascii="Consolas" w:hAnsi="Consolas" w:eastAsia="Consolas" w:cs="Consolas"/>
+          <w:caps w:val="0"/>
+          <w:color w:val="E45649"/>
+          <w:spacing w:val="0"/>
+          <w:sz w:val="30"/>
+          <w:szCs w:val="30"/>
+        </w:rPr>
+      </w:pPr>
+      <w:r>
+        <w:rPr>
+          <w:rFonts w:hint="default" w:ascii="Consolas" w:hAnsi="Consolas" w:eastAsia="Consolas" w:cs="Consolas"/>
+          <w:caps w:val="0"/>
+          <w:color w:val="383A42"/>
+          <w:spacing w:val="0"/>
+          <w:sz w:val="30"/>
+          <w:szCs w:val="30"/>
+        </w:rPr>
+        <w:t>-</w:t>
+      </w:r>
+      <w:r>
+        <w:rPr>
+          <w:rFonts w:hint="default" w:ascii="Consolas" w:hAnsi="Consolas" w:eastAsia="Consolas" w:cs="Consolas"/>
+          <w:caps w:val="0"/>
+          <w:color w:val="0F1115"/>
+          <w:spacing w:val="0"/>
+          <w:sz w:val="30"/>
+          <w:szCs w:val="30"/>
+        </w:rPr>
+        <w:t xml:space="preserve"> [ ] </w:t>
+      </w:r>
+      <w:r>
+        <w:rPr>
+          <w:rFonts w:hint="eastAsia" w:ascii="Consolas" w:hAnsi="Consolas" w:cs="Consolas"/>
+          <w:caps w:val="0"/>
+          <w:color w:val="0F1115"/>
+          <w:spacing w:val="0"/>
+          <w:sz w:val="30"/>
+          <w:szCs w:val="30"/>
+          <w:lang w:val="en-US" w:eastAsia="zh-CN"/>
+        </w:rPr>
+        <w:t>手腕，脚腕等，肌肉</w:t>
+      </w:r>
+      <w:r>
+        <w:rPr>
+          <w:rFonts w:hint="default" w:ascii="Consolas" w:hAnsi="Consolas" w:eastAsia="Consolas" w:cs="Consolas"/>
+          <w:caps w:val="0"/>
+          <w:color w:val="0F1115"/>
+          <w:spacing w:val="0"/>
+          <w:sz w:val="30"/>
+          <w:szCs w:val="30"/>
+        </w:rPr>
+        <w:t>修型</w:t>
+      </w:r>
+      <w:r>
+        <w:rPr>
+          <w:rFonts w:hint="eastAsia" w:ascii="Consolas" w:hAnsi="Consolas" w:cs="Consolas"/>
+          <w:caps w:val="0"/>
+          <w:color w:val="0F1115"/>
+          <w:spacing w:val="0"/>
+          <w:sz w:val="30"/>
+          <w:szCs w:val="30"/>
+          <w:lang w:val="en-US" w:eastAsia="zh-CN"/>
+        </w:rPr>
+        <w:t>驱动，肌肉</w:t>
       </w:r>
       <w:r>
         <w:rPr>
